--- a/05.Security/Hometask.docx
+++ b/05.Security/Hometask.docx
@@ -405,7 +405,21 @@
         <w:rPr>
           <w:rFonts w:ascii="Verdana" w:hAnsi="Verdana"/>
         </w:rPr>
-        <w:t>Cart service – all endpoints should be accessible for both roles but a custom middleware needs to be added to log an identity access token detail.</w:t>
+        <w:t xml:space="preserve">Cart service – all endpoints should be accessible for both </w:t>
+      </w:r>
+      <w:proofErr w:type="gramStart"/>
+      <w:r>
+        <w:rPr>
+          <w:rFonts w:ascii="Verdana" w:hAnsi="Verdana"/>
+        </w:rPr>
+        <w:t>roles</w:t>
+      </w:r>
+      <w:proofErr w:type="gramEnd"/>
+      <w:r>
+        <w:rPr>
+          <w:rFonts w:ascii="Verdana" w:hAnsi="Verdana"/>
+        </w:rPr>
+        <w:t xml:space="preserve"> but a custom middleware needs to be added to log an identity access token detail.</w:t>
       </w:r>
     </w:p>
     <w:p>
@@ -481,7 +495,7 @@
         <w:rPr>
           <w:rFonts w:ascii="Verdana" w:hAnsi="Verdana"/>
         </w:rPr>
-        <w:t xml:space="preserve">1. What is the difference between authentication and authorization? </w:t>
+        <w:t>1. What is the difference between authentication and authorization?</w:t>
       </w:r>
     </w:p>
     <w:p>
@@ -496,7 +510,7 @@
         <w:rPr>
           <w:rFonts w:ascii="Verdana" w:hAnsi="Verdana"/>
         </w:rPr>
-        <w:t xml:space="preserve">2. What authorization approaches can you list? What is role-based access control? </w:t>
+        <w:t>2. What authorization approaches can you list? What is role-based access control?</w:t>
       </w:r>
     </w:p>
     <w:p>
@@ -511,7 +525,7 @@
         <w:rPr>
           <w:rFonts w:ascii="Verdana" w:hAnsi="Verdana"/>
         </w:rPr>
-        <w:t xml:space="preserve">3. What exactly is Identity Management (Identity and Access Management)? </w:t>
+        <w:t>3. What exactly is Identity Management (Identity and Access Management)?</w:t>
       </w:r>
     </w:p>
     <w:p>
@@ -526,7 +540,19 @@
         <w:rPr>
           <w:rFonts w:ascii="Verdana" w:hAnsi="Verdana"/>
         </w:rPr>
-        <w:t xml:space="preserve">4. What authentication/authorization protocols do you know? What is the difference between OAuth &amp; OpenID? </w:t>
+        <w:t>4</w:t>
+      </w:r>
+      <w:r>
+        <w:rPr>
+          <w:rFonts w:ascii="Verdana" w:hAnsi="Verdana"/>
+        </w:rPr>
+        <w:t xml:space="preserve">. </w:t>
+      </w:r>
+      <w:r>
+        <w:rPr>
+          <w:rFonts w:ascii="Verdana" w:hAnsi="Verdana"/>
+        </w:rPr>
+        <w:t>What authentication/authorization protocols do you know? What is the difference between OAuth &amp; OpenID?</w:t>
       </w:r>
     </w:p>
     <w:p>
@@ -541,7 +567,7 @@
         <w:rPr>
           <w:rFonts w:ascii="Verdana" w:hAnsi="Verdana"/>
         </w:rPr>
-        <w:t xml:space="preserve">5. What is Authentication/Authorization Token. What is JWT token? What other approaches except authentication/authorization, can we use with security token? </w:t>
+        <w:t>5. What is Authentication/Authorization Token. What is JWT token? What other approaches except authentication/authorization, can we use with security token?</w:t>
       </w:r>
     </w:p>
     <w:p>
@@ -556,7 +582,7 @@
         <w:rPr>
           <w:rFonts w:ascii="Verdana" w:hAnsi="Verdana"/>
         </w:rPr>
-        <w:t xml:space="preserve">6. What is Single Sign-On (SSO)? Name the steps to implement SSO. What are the benefits of SSO? </w:t>
+        <w:t>6. What is Single Sign-On (SSO)? Name the steps to implement SSO. What are the benefits of SSO?</w:t>
       </w:r>
     </w:p>
     <w:p>
@@ -571,7 +597,7 @@
         <w:rPr>
           <w:rFonts w:ascii="Verdana" w:hAnsi="Verdana"/>
         </w:rPr>
-        <w:t xml:space="preserve">7. What is the difference between Two-Factor Authentication and Multi-Factor Authentication? </w:t>
+        <w:t>7. What is the difference between Two-Factor Authentication and Multi-Factor Authentication?</w:t>
       </w:r>
     </w:p>
     <w:p>
@@ -592,23 +618,6 @@
     <w:p>
       <w:pPr>
         <w:spacing w:before="100" w:beforeAutospacing="1" w:line="240" w:lineRule="auto"/>
-        <w:jc w:val="both"/>
-        <w:rPr>
-          <w:rFonts w:ascii="Verdana" w:hAnsi="Verdana"/>
-        </w:rPr>
-      </w:pPr>
-    </w:p>
-    <w:p>
-      <w:pPr>
-        <w:spacing w:before="100" w:beforeAutospacing="1" w:line="240" w:lineRule="auto"/>
-        <w:rPr>
-          <w:rFonts w:ascii="Verdana" w:hAnsi="Verdana"/>
-        </w:rPr>
-      </w:pPr>
-    </w:p>
-    <w:p>
-      <w:pPr>
-        <w:spacing w:before="100" w:beforeAutospacing="1" w:line="240" w:lineRule="auto"/>
         <w:rPr>
           <w:rFonts w:ascii="Verdana" w:hAnsi="Verdana"/>
         </w:rPr>
@@ -682,9 +691,231 @@
     </w:p>
     <w:p>
       <w:pPr>
+        <w:spacing w:before="100" w:beforeAutospacing="1" w:line="240" w:lineRule="auto"/>
+        <w:jc w:val="both"/>
+        <w:rPr>
+          <w:rFonts w:ascii="Verdana" w:hAnsi="Verdana"/>
+        </w:rPr>
+      </w:pPr>
+      <w:r>
+        <w:rPr>
+          <w:rFonts w:ascii="Verdana" w:hAnsi="Verdana"/>
+        </w:rPr>
+        <w:t>1. What is the difference between authentication and authorization?</w:t>
+      </w:r>
+    </w:p>
+    <w:p>
+      <w:pPr>
+        <w:spacing w:before="100" w:beforeAutospacing="1" w:line="240" w:lineRule="auto"/>
+        <w:jc w:val="both"/>
+        <w:rPr>
+          <w:rFonts w:ascii="Verdana" w:hAnsi="Verdana"/>
+        </w:rPr>
+      </w:pPr>
+      <w:r>
+        <w:rPr>
+          <w:rFonts w:ascii="Verdana" w:hAnsi="Verdana"/>
+        </w:rPr>
+        <w:t>In simple terms, authentication is the process of verifying who a user is, while authorization is the process of verifying what they have access to.</w:t>
+      </w:r>
+    </w:p>
+    <w:p>
+      <w:pPr>
+        <w:spacing w:before="100" w:beforeAutospacing="1" w:line="240" w:lineRule="auto"/>
+        <w:jc w:val="both"/>
+        <w:rPr>
+          <w:rFonts w:ascii="Verdana" w:hAnsi="Verdana"/>
+        </w:rPr>
+      </w:pPr>
+      <w:r>
+        <w:rPr>
+          <w:rFonts w:ascii="Verdana" w:hAnsi="Verdana"/>
+        </w:rPr>
+        <w:t>Comparing these processes to a real-world example, when you go through security in an airport, you show your ID to authenticate your identity. Then, when you arrive at the gate, you present your boarding pass to the flight attendant, so they can authorize you to board your flight and allow access to the plane.</w:t>
+      </w:r>
+    </w:p>
+    <w:p>
+      <w:pPr>
+        <w:spacing w:before="100" w:beforeAutospacing="1" w:line="240" w:lineRule="auto"/>
+        <w:jc w:val="both"/>
+        <w:rPr>
+          <w:rFonts w:ascii="Verdana" w:hAnsi="Verdana"/>
+        </w:rPr>
+      </w:pPr>
+      <w:r>
+        <w:rPr>
+          <w:rFonts w:ascii="Verdana" w:hAnsi="Verdana"/>
+        </w:rPr>
+        <w:t>2. What authorization approaches can you list? What is role-based access control?</w:t>
+      </w:r>
+    </w:p>
+    <w:p>
+      <w:pPr>
+        <w:spacing w:before="100" w:beforeAutospacing="1" w:line="240" w:lineRule="auto"/>
+        <w:jc w:val="both"/>
+        <w:rPr>
+          <w:rFonts w:ascii="Verdana" w:hAnsi="Verdana"/>
+        </w:rPr>
+      </w:pPr>
+      <w:r>
+        <w:rPr>
+          <w:rFonts w:ascii="Verdana" w:hAnsi="Verdana"/>
+        </w:rPr>
+        <w:t>Authorization Approaches: Role-Based Access Control (RBAC), Attribute-Based Access Control (ABAC), Relationship-Based Access Control (ReBAC), Policy-Based Access Control (PBAC).</w:t>
+      </w:r>
+    </w:p>
+    <w:p>
+      <w:pPr>
+        <w:spacing w:before="100" w:beforeAutospacing="1" w:line="240" w:lineRule="auto"/>
+        <w:jc w:val="both"/>
+        <w:rPr>
+          <w:rFonts w:ascii="Verdana" w:hAnsi="Verdana"/>
+        </w:rPr>
+      </w:pPr>
+      <w:r>
+        <w:rPr>
+          <w:rFonts w:ascii="Verdana" w:hAnsi="Verdana"/>
+        </w:rPr>
+        <w:t xml:space="preserve">RBAC: Permissions are assigned to roles; users are assigned to roles; permissions are inherited via the role. Example: “Admin” role has </w:t>
+      </w:r>
+      <w:proofErr w:type="spellStart"/>
+      <w:r>
+        <w:rPr>
+          <w:rFonts w:ascii="Verdana" w:hAnsi="Verdana"/>
+          <w:i/>
+          <w:iCs/>
+        </w:rPr>
+        <w:t>delete_user</w:t>
+      </w:r>
+      <w:proofErr w:type="spellEnd"/>
+      <w:r>
+        <w:rPr>
+          <w:rFonts w:ascii="Verdana" w:hAnsi="Verdana"/>
+        </w:rPr>
+        <w:t xml:space="preserve">, </w:t>
+      </w:r>
+      <w:proofErr w:type="spellStart"/>
+      <w:r>
+        <w:rPr>
+          <w:rFonts w:ascii="Verdana" w:hAnsi="Verdana"/>
+          <w:i/>
+          <w:iCs/>
+        </w:rPr>
+        <w:t>modify_settings</w:t>
+      </w:r>
+      <w:proofErr w:type="spellEnd"/>
+      <w:r>
+        <w:rPr>
+          <w:rFonts w:ascii="Verdana" w:hAnsi="Verdana"/>
+        </w:rPr>
+        <w:t>; assigning a user to Admin gives them these permissions.</w:t>
+      </w:r>
+    </w:p>
+    <w:p>
+      <w:pPr>
+        <w:spacing w:before="100" w:beforeAutospacing="1" w:line="240" w:lineRule="auto"/>
+        <w:jc w:val="both"/>
+        <w:rPr>
+          <w:rFonts w:ascii="Verdana" w:hAnsi="Verdana"/>
+        </w:rPr>
+      </w:pPr>
+      <w:r>
+        <w:rPr>
+          <w:rFonts w:ascii="Verdana" w:hAnsi="Verdana"/>
+        </w:rPr>
+        <w:t>3. What exactly is Identity Management (Identity and Access Management)?</w:t>
+      </w:r>
+    </w:p>
+    <w:p>
+      <w:pPr>
+        <w:spacing w:before="100" w:beforeAutospacing="1" w:line="240" w:lineRule="auto"/>
+        <w:jc w:val="both"/>
+        <w:rPr>
+          <w:rFonts w:ascii="Verdana" w:hAnsi="Verdana"/>
+        </w:rPr>
+      </w:pPr>
+      <w:r>
+        <w:rPr>
+          <w:rFonts w:ascii="Verdana" w:hAnsi="Verdana"/>
+        </w:rPr>
+        <w:t>Identity management (ID management) – or identity and access management (IAM) – is the organizational and technical processes for first registering and authorizing access rights in the configuration phase, and then in the operation phase for identifying, authenticating and controlling individuals or groups of people to have access to applications, systems or networks based on previously authorized access rights.</w:t>
+      </w:r>
+      <w:r>
+        <w:rPr>
+          <w:rFonts w:ascii="Verdana" w:hAnsi="Verdana"/>
+        </w:rPr>
+        <w:t xml:space="preserve"> </w:t>
+      </w:r>
+      <w:r>
+        <w:rPr>
+          <w:rFonts w:ascii="Verdana" w:hAnsi="Verdana"/>
+        </w:rPr>
+        <w:t>IAM often includes authentication mechanisms, single sign-on, access control policies, and audit/compliance monitoring.</w:t>
+      </w:r>
+    </w:p>
+    <w:p>
+      <w:pPr>
+        <w:spacing w:before="100" w:beforeAutospacing="1" w:line="240" w:lineRule="auto"/>
+        <w:jc w:val="both"/>
+        <w:rPr>
+          <w:rFonts w:ascii="Verdana" w:hAnsi="Verdana"/>
+        </w:rPr>
+      </w:pPr>
+      <w:r>
+        <w:rPr>
+          <w:rFonts w:ascii="Verdana" w:hAnsi="Verdana"/>
+        </w:rPr>
+        <w:t>Identity management (</w:t>
+      </w:r>
+      <w:proofErr w:type="spellStart"/>
+      <w:r>
+        <w:rPr>
+          <w:rFonts w:ascii="Verdana" w:hAnsi="Verdana"/>
+        </w:rPr>
+        <w:t>IdM</w:t>
+      </w:r>
+      <w:proofErr w:type="spellEnd"/>
+      <w:r>
+        <w:rPr>
+          <w:rFonts w:ascii="Verdana" w:hAnsi="Verdana"/>
+        </w:rPr>
+        <w:t>) is the task of controlling information about users on computers. Such information includes information that authenticates the identity of a user, and information that describes data and actions they are authorized to access and/or perform. It also includes the management of descriptive information about the user and how and by whom that information can be accessed and modified. In addition to users, managed entities typically include hardware and network resources and even applications.</w:t>
+      </w:r>
+    </w:p>
+    <w:p>
+      <w:pPr>
+        <w:spacing w:before="100" w:beforeAutospacing="1" w:line="240" w:lineRule="auto"/>
+        <w:jc w:val="both"/>
+        <w:rPr>
+          <w:rFonts w:ascii="Verdana" w:hAnsi="Verdana"/>
+        </w:rPr>
+      </w:pPr>
+      <w:r>
+        <w:rPr>
+          <w:rFonts w:ascii="Verdana" w:hAnsi="Verdana"/>
+        </w:rPr>
+        <w:lastRenderedPageBreak/>
+        <w:t>4</w:t>
+      </w:r>
+      <w:r>
+        <w:rPr>
+          <w:rFonts w:ascii="Verdana" w:hAnsi="Verdana"/>
+        </w:rPr>
+        <w:t xml:space="preserve">. </w:t>
+      </w:r>
+      <w:r>
+        <w:rPr>
+          <w:rFonts w:ascii="Verdana" w:hAnsi="Verdana"/>
+        </w:rPr>
+        <w:t>What authentication/authorization protocols do you know? What is the difference between OAuth &amp; OpenID?</w:t>
+      </w:r>
+    </w:p>
+    <w:p>
+      <w:pPr>
+        <w:pStyle w:val="ListParagraph"/>
         <w:numPr>
           <w:ilvl w:val="0"/>
-          <w:numId w:val="14"/>
+          <w:numId w:val="24"/>
         </w:numPr>
         <w:spacing w:before="100" w:beforeAutospacing="1" w:line="240" w:lineRule="auto"/>
         <w:jc w:val="both"/>
@@ -696,27 +927,1279 @@
         <w:rPr>
           <w:rFonts w:ascii="Verdana" w:hAnsi="Verdana"/>
         </w:rPr>
-        <w:t>What is the difference between authentication and authorization?</w:t>
-      </w:r>
-    </w:p>
-    <w:p>
-      <w:pPr>
+        <w:t>OAuth 2.0 – Authorization framework that allows third-party apps to access user resources without sharing credentials.</w:t>
+      </w:r>
+    </w:p>
+    <w:p>
+      <w:pPr>
+        <w:pStyle w:val="ListParagraph"/>
+        <w:numPr>
+          <w:ilvl w:val="0"/>
+          <w:numId w:val="24"/>
+        </w:numPr>
         <w:spacing w:before="100" w:beforeAutospacing="1" w:line="240" w:lineRule="auto"/>
-        <w:ind w:left="360"/>
         <w:jc w:val="both"/>
         <w:rPr>
           <w:rFonts w:ascii="Verdana" w:hAnsi="Verdana"/>
         </w:rPr>
       </w:pPr>
-    </w:p>
-    <w:p>
-      <w:pPr>
-        <w:ind w:left="360"/>
+      <w:r>
+        <w:rPr>
+          <w:rFonts w:ascii="Verdana" w:hAnsi="Verdana"/>
+        </w:rPr>
+        <w:t>OpenID Connect (OIDC) – Authentication layer built on top of OAuth 2.0, adds identity information and user login functionality.</w:t>
+      </w:r>
+    </w:p>
+    <w:p>
+      <w:pPr>
+        <w:pStyle w:val="ListParagraph"/>
+        <w:numPr>
+          <w:ilvl w:val="0"/>
+          <w:numId w:val="24"/>
+        </w:numPr>
+        <w:spacing w:before="100" w:beforeAutospacing="1" w:line="240" w:lineRule="auto"/>
         <w:jc w:val="both"/>
         <w:rPr>
           <w:rFonts w:ascii="Verdana" w:hAnsi="Verdana"/>
         </w:rPr>
       </w:pPr>
+      <w:r>
+        <w:rPr>
+          <w:rFonts w:ascii="Verdana" w:hAnsi="Verdana"/>
+        </w:rPr>
+        <w:t>SAML (Security Assertion Markup Language) – XML-based standard for exchanging authentication and authorization data, commonly used in enterprise SSO.</w:t>
+      </w:r>
+    </w:p>
+    <w:p>
+      <w:pPr>
+        <w:pStyle w:val="ListParagraph"/>
+        <w:numPr>
+          <w:ilvl w:val="0"/>
+          <w:numId w:val="24"/>
+        </w:numPr>
+        <w:spacing w:before="100" w:beforeAutospacing="1" w:line="240" w:lineRule="auto"/>
+        <w:jc w:val="both"/>
+        <w:rPr>
+          <w:rFonts w:ascii="Verdana" w:hAnsi="Verdana"/>
+        </w:rPr>
+      </w:pPr>
+      <w:r>
+        <w:rPr>
+          <w:rFonts w:ascii="Verdana" w:hAnsi="Verdana"/>
+        </w:rPr>
+        <w:t>Kerberos – Network authentication protocol using tickets to prove identity securely over insecure networks.</w:t>
+      </w:r>
+    </w:p>
+    <w:p>
+      <w:pPr>
+        <w:spacing w:before="100" w:beforeAutospacing="1" w:line="240" w:lineRule="auto"/>
+        <w:jc w:val="both"/>
+        <w:rPr>
+          <w:rFonts w:ascii="Verdana" w:hAnsi="Verdana"/>
+        </w:rPr>
+      </w:pPr>
+      <w:r>
+        <w:rPr>
+          <w:rFonts w:ascii="Verdana" w:hAnsi="Verdana"/>
+        </w:rPr>
+        <w:t>OAuth &amp; OpenID</w:t>
+      </w:r>
+      <w:r>
+        <w:rPr>
+          <w:rFonts w:ascii="Verdana" w:hAnsi="Verdana"/>
+        </w:rPr>
+        <w:t xml:space="preserve"> are related, but they solve different problems:</w:t>
+      </w:r>
+    </w:p>
+    <w:p>
+      <w:pPr>
+        <w:spacing w:before="100" w:beforeAutospacing="1" w:line="240" w:lineRule="auto"/>
+        <w:jc w:val="both"/>
+        <w:rPr>
+          <w:rFonts w:ascii="Verdana" w:hAnsi="Verdana"/>
+        </w:rPr>
+      </w:pPr>
+      <w:r>
+        <w:rPr>
+          <w:rFonts w:ascii="Verdana" w:hAnsi="Verdana"/>
+        </w:rPr>
+        <w:t>OAuth 2.0</w:t>
+      </w:r>
+    </w:p>
+    <w:p>
+      <w:pPr>
+        <w:pStyle w:val="ListParagraph"/>
+        <w:numPr>
+          <w:ilvl w:val="0"/>
+          <w:numId w:val="25"/>
+        </w:numPr>
+        <w:spacing w:before="100" w:beforeAutospacing="1" w:line="240" w:lineRule="auto"/>
+        <w:jc w:val="both"/>
+        <w:rPr>
+          <w:rFonts w:ascii="Verdana" w:hAnsi="Verdana"/>
+        </w:rPr>
+      </w:pPr>
+      <w:r>
+        <w:rPr>
+          <w:rFonts w:ascii="Verdana" w:hAnsi="Verdana"/>
+        </w:rPr>
+        <w:t xml:space="preserve">Purpose: </w:t>
+      </w:r>
+      <w:r>
+        <w:rPr>
+          <w:rFonts w:ascii="Verdana" w:hAnsi="Verdana"/>
+          <w:b/>
+          <w:bCs/>
+        </w:rPr>
+        <w:t>Authorization</w:t>
+      </w:r>
+    </w:p>
+    <w:p>
+      <w:pPr>
+        <w:pStyle w:val="ListParagraph"/>
+        <w:numPr>
+          <w:ilvl w:val="0"/>
+          <w:numId w:val="25"/>
+        </w:numPr>
+        <w:spacing w:before="100" w:beforeAutospacing="1" w:line="240" w:lineRule="auto"/>
+        <w:jc w:val="both"/>
+        <w:rPr>
+          <w:rFonts w:ascii="Verdana" w:hAnsi="Verdana"/>
+        </w:rPr>
+      </w:pPr>
+      <w:proofErr w:type="spellStart"/>
+      <w:proofErr w:type="gramStart"/>
+      <w:r>
+        <w:rPr>
+          <w:rFonts w:ascii="Verdana" w:hAnsi="Verdana"/>
+        </w:rPr>
+        <w:t>Lets</w:t>
+      </w:r>
+      <w:proofErr w:type="spellEnd"/>
+      <w:proofErr w:type="gramEnd"/>
+      <w:r>
+        <w:rPr>
+          <w:rFonts w:ascii="Verdana" w:hAnsi="Verdana"/>
+        </w:rPr>
+        <w:t xml:space="preserve"> an application access resources </w:t>
+      </w:r>
+      <w:r>
+        <w:rPr>
+          <w:rFonts w:ascii="Verdana" w:hAnsi="Verdana"/>
+          <w:b/>
+          <w:bCs/>
+        </w:rPr>
+        <w:t>on behalf of a user</w:t>
+      </w:r>
+      <w:r>
+        <w:rPr>
+          <w:rFonts w:ascii="Verdana" w:hAnsi="Verdana"/>
+        </w:rPr>
+        <w:t xml:space="preserve"> without needing the user’s credentials.</w:t>
+      </w:r>
+    </w:p>
+    <w:p>
+      <w:pPr>
+        <w:pStyle w:val="ListParagraph"/>
+        <w:numPr>
+          <w:ilvl w:val="0"/>
+          <w:numId w:val="25"/>
+        </w:numPr>
+        <w:spacing w:before="100" w:beforeAutospacing="1" w:line="240" w:lineRule="auto"/>
+        <w:jc w:val="both"/>
+        <w:rPr>
+          <w:rFonts w:ascii="Verdana" w:hAnsi="Verdana"/>
+        </w:rPr>
+      </w:pPr>
+      <w:r>
+        <w:rPr>
+          <w:rFonts w:ascii="Verdana" w:hAnsi="Verdana"/>
+        </w:rPr>
+        <w:t xml:space="preserve">Example: A travel app can access your Google Calendar events after you grant it permission — it gets an </w:t>
+      </w:r>
+      <w:r>
+        <w:rPr>
+          <w:rFonts w:ascii="Verdana" w:hAnsi="Verdana"/>
+          <w:b/>
+          <w:bCs/>
+        </w:rPr>
+        <w:t>access token</w:t>
+      </w:r>
+      <w:r>
+        <w:rPr>
+          <w:rFonts w:ascii="Verdana" w:hAnsi="Verdana"/>
+        </w:rPr>
+        <w:t xml:space="preserve"> to use the calendar API.</w:t>
+      </w:r>
+    </w:p>
+    <w:p>
+      <w:pPr>
+        <w:pStyle w:val="ListParagraph"/>
+        <w:numPr>
+          <w:ilvl w:val="0"/>
+          <w:numId w:val="25"/>
+        </w:numPr>
+        <w:spacing w:before="100" w:beforeAutospacing="1" w:line="240" w:lineRule="auto"/>
+        <w:jc w:val="both"/>
+        <w:rPr>
+          <w:rFonts w:ascii="Verdana" w:hAnsi="Verdana"/>
+        </w:rPr>
+      </w:pPr>
+      <w:r>
+        <w:rPr>
+          <w:rFonts w:ascii="Verdana" w:hAnsi="Verdana"/>
+        </w:rPr>
+        <w:t xml:space="preserve">Does </w:t>
+      </w:r>
+      <w:r>
+        <w:rPr>
+          <w:rFonts w:ascii="Verdana" w:hAnsi="Verdana"/>
+          <w:b/>
+          <w:bCs/>
+        </w:rPr>
+        <w:t>not</w:t>
+      </w:r>
+      <w:r>
+        <w:rPr>
+          <w:rFonts w:ascii="Verdana" w:hAnsi="Verdana"/>
+        </w:rPr>
+        <w:t xml:space="preserve"> define how to authenticate a user or provide identity information.</w:t>
+      </w:r>
+    </w:p>
+    <w:p>
+      <w:pPr>
+        <w:spacing w:before="100" w:beforeAutospacing="1" w:line="240" w:lineRule="auto"/>
+        <w:jc w:val="both"/>
+        <w:rPr>
+          <w:rFonts w:ascii="Verdana" w:hAnsi="Verdana"/>
+        </w:rPr>
+      </w:pPr>
+      <w:r>
+        <w:rPr>
+          <w:rFonts w:ascii="Verdana" w:hAnsi="Verdana"/>
+        </w:rPr>
+        <w:t>OpenID Connect (OIDC)</w:t>
+      </w:r>
+    </w:p>
+    <w:p>
+      <w:pPr>
+        <w:pStyle w:val="ListParagraph"/>
+        <w:numPr>
+          <w:ilvl w:val="0"/>
+          <w:numId w:val="26"/>
+        </w:numPr>
+        <w:spacing w:before="100" w:beforeAutospacing="1" w:line="240" w:lineRule="auto"/>
+        <w:jc w:val="both"/>
+        <w:rPr>
+          <w:rFonts w:ascii="Verdana" w:hAnsi="Verdana"/>
+        </w:rPr>
+      </w:pPr>
+      <w:r>
+        <w:rPr>
+          <w:rFonts w:ascii="Verdana" w:hAnsi="Verdana"/>
+        </w:rPr>
+        <w:t xml:space="preserve">Purpose: </w:t>
+      </w:r>
+      <w:r>
+        <w:rPr>
+          <w:rFonts w:ascii="Verdana" w:hAnsi="Verdana"/>
+          <w:b/>
+          <w:bCs/>
+        </w:rPr>
+        <w:t>Authentication</w:t>
+      </w:r>
+    </w:p>
+    <w:p>
+      <w:pPr>
+        <w:pStyle w:val="ListParagraph"/>
+        <w:numPr>
+          <w:ilvl w:val="0"/>
+          <w:numId w:val="26"/>
+        </w:numPr>
+        <w:spacing w:before="100" w:beforeAutospacing="1" w:line="240" w:lineRule="auto"/>
+        <w:jc w:val="both"/>
+        <w:rPr>
+          <w:rFonts w:ascii="Verdana" w:hAnsi="Verdana"/>
+        </w:rPr>
+      </w:pPr>
+      <w:r>
+        <w:rPr>
+          <w:rFonts w:ascii="Verdana" w:hAnsi="Verdana"/>
+        </w:rPr>
+        <w:t xml:space="preserve">Built </w:t>
+      </w:r>
+      <w:r>
+        <w:rPr>
+          <w:rFonts w:ascii="Verdana" w:hAnsi="Verdana"/>
+          <w:b/>
+          <w:bCs/>
+        </w:rPr>
+        <w:t>on top of OAuth 2.0</w:t>
+      </w:r>
+      <w:r>
+        <w:rPr>
+          <w:rFonts w:ascii="Verdana" w:hAnsi="Verdana"/>
+        </w:rPr>
+        <w:t xml:space="preserve"> to add login and identity features.</w:t>
+      </w:r>
+    </w:p>
+    <w:p>
+      <w:pPr>
+        <w:pStyle w:val="ListParagraph"/>
+        <w:numPr>
+          <w:ilvl w:val="0"/>
+          <w:numId w:val="26"/>
+        </w:numPr>
+        <w:spacing w:before="100" w:beforeAutospacing="1" w:line="240" w:lineRule="auto"/>
+        <w:jc w:val="both"/>
+        <w:rPr>
+          <w:rFonts w:ascii="Verdana" w:hAnsi="Verdana"/>
+        </w:rPr>
+      </w:pPr>
+      <w:r>
+        <w:rPr>
+          <w:rFonts w:ascii="Verdana" w:hAnsi="Verdana"/>
+        </w:rPr>
+        <w:t xml:space="preserve">Returns an </w:t>
+      </w:r>
+      <w:r>
+        <w:rPr>
+          <w:rFonts w:ascii="Verdana" w:hAnsi="Verdana"/>
+          <w:b/>
+          <w:bCs/>
+        </w:rPr>
+        <w:t>ID token</w:t>
+      </w:r>
+      <w:r>
+        <w:rPr>
+          <w:rFonts w:ascii="Verdana" w:hAnsi="Verdana"/>
+        </w:rPr>
+        <w:t xml:space="preserve"> (often a JWT) containing user profile info and authentication metadata.</w:t>
+      </w:r>
+      <w:r>
+        <w:rPr>
+          <w:rFonts w:ascii="Verdana" w:hAnsi="Verdana"/>
+        </w:rPr>
+        <w:t xml:space="preserve"> </w:t>
+      </w:r>
+      <w:r>
+        <w:rPr>
+          <w:rFonts w:ascii="Verdana" w:hAnsi="Verdana"/>
+        </w:rPr>
+        <w:t xml:space="preserve">It extends OAuth by defining an </w:t>
+      </w:r>
+      <w:r>
+        <w:rPr>
+          <w:rFonts w:ascii="Verdana" w:hAnsi="Verdana"/>
+          <w:b/>
+          <w:bCs/>
+        </w:rPr>
+        <w:t>ID token</w:t>
+      </w:r>
+      <w:r>
+        <w:rPr>
+          <w:rFonts w:ascii="Verdana" w:hAnsi="Verdana"/>
+        </w:rPr>
+        <w:t xml:space="preserve"> and user info endpoint.</w:t>
+      </w:r>
+    </w:p>
+    <w:p>
+      <w:pPr>
+        <w:pStyle w:val="ListParagraph"/>
+        <w:numPr>
+          <w:ilvl w:val="0"/>
+          <w:numId w:val="26"/>
+        </w:numPr>
+        <w:spacing w:before="100" w:beforeAutospacing="1" w:line="240" w:lineRule="auto"/>
+        <w:jc w:val="both"/>
+        <w:rPr>
+          <w:rFonts w:ascii="Verdana" w:hAnsi="Verdana"/>
+        </w:rPr>
+      </w:pPr>
+      <w:r>
+        <w:rPr>
+          <w:rFonts w:ascii="Verdana" w:hAnsi="Verdana"/>
+        </w:rPr>
+        <w:t>Example: “Sign in with Google” shows a login screen, then the app gets an ID token with your name, email, etc.</w:t>
+      </w:r>
+    </w:p>
+    <w:p>
+      <w:pPr>
+        <w:spacing w:before="100" w:beforeAutospacing="1" w:line="240" w:lineRule="auto"/>
+        <w:jc w:val="both"/>
+        <w:rPr>
+          <w:rFonts w:ascii="Verdana" w:hAnsi="Verdana"/>
+        </w:rPr>
+      </w:pPr>
+      <w:r>
+        <w:rPr>
+          <w:rFonts w:ascii="Verdana" w:hAnsi="Verdana"/>
+        </w:rPr>
+        <w:t>5. What is Authentication/Authorization Token. What is JWT token? What other approaches except authentication/authorization, can we use with security token?</w:t>
+      </w:r>
+    </w:p>
+    <w:p>
+      <w:pPr>
+        <w:spacing w:before="100" w:beforeAutospacing="1" w:line="240" w:lineRule="auto"/>
+        <w:jc w:val="both"/>
+        <w:rPr>
+          <w:rFonts w:ascii="Verdana" w:hAnsi="Verdana"/>
+        </w:rPr>
+      </w:pPr>
+      <w:r>
+        <w:rPr>
+          <w:rFonts w:ascii="Verdana" w:hAnsi="Verdana"/>
+        </w:rPr>
+        <w:t>Authentication</w:t>
+      </w:r>
+      <w:r>
+        <w:rPr>
+          <w:rFonts w:ascii="Verdana" w:hAnsi="Verdana"/>
+        </w:rPr>
+        <w:t xml:space="preserve"> </w:t>
+      </w:r>
+      <w:r>
+        <w:rPr>
+          <w:rFonts w:ascii="Verdana" w:hAnsi="Verdana"/>
+        </w:rPr>
+        <w:t xml:space="preserve">or </w:t>
+      </w:r>
+      <w:r>
+        <w:rPr>
+          <w:rFonts w:ascii="Verdana" w:hAnsi="Verdana"/>
+        </w:rPr>
+        <w:t xml:space="preserve">ID token </w:t>
+      </w:r>
+      <w:r>
+        <w:rPr>
+          <w:rFonts w:ascii="Verdana" w:hAnsi="Verdana"/>
+        </w:rPr>
+        <w:t>is</w:t>
+      </w:r>
+      <w:r>
+        <w:rPr>
+          <w:rFonts w:ascii="Verdana" w:hAnsi="Verdana"/>
+        </w:rPr>
+        <w:t xml:space="preserve"> a security token that serves as </w:t>
+      </w:r>
+      <w:r>
+        <w:rPr>
+          <w:rFonts w:ascii="Verdana" w:hAnsi="Verdana"/>
+          <w:b/>
+          <w:bCs/>
+        </w:rPr>
+        <w:t>proof of authentication</w:t>
+      </w:r>
+      <w:r>
+        <w:rPr>
+          <w:rFonts w:ascii="Verdana" w:hAnsi="Verdana"/>
+        </w:rPr>
+        <w:t>, confirming that a user is successfully authenticated.</w:t>
+      </w:r>
+      <w:r>
+        <w:rPr>
+          <w:rFonts w:ascii="Verdana" w:hAnsi="Verdana"/>
+        </w:rPr>
+        <w:t xml:space="preserve"> </w:t>
+      </w:r>
+      <w:r>
+        <w:rPr>
+          <w:rFonts w:ascii="Verdana" w:hAnsi="Verdana"/>
+        </w:rPr>
+        <w:t xml:space="preserve">Access tokens are a type of security token </w:t>
+      </w:r>
+      <w:r>
+        <w:rPr>
+          <w:rFonts w:ascii="Verdana" w:hAnsi="Verdana"/>
+          <w:b/>
+          <w:bCs/>
+        </w:rPr>
+        <w:t>designed for authorization</w:t>
+      </w:r>
+      <w:r>
+        <w:rPr>
+          <w:rFonts w:ascii="Verdana" w:hAnsi="Verdana"/>
+        </w:rPr>
+        <w:t xml:space="preserve">, granting access to specific resources on behalf </w:t>
+      </w:r>
+      <w:r>
+        <w:rPr>
+          <w:rFonts w:ascii="Verdana" w:hAnsi="Verdana"/>
+        </w:rPr>
+        <w:t>of</w:t>
+      </w:r>
+      <w:r>
+        <w:rPr>
+          <w:rFonts w:ascii="Verdana" w:hAnsi="Verdana"/>
+        </w:rPr>
+        <w:t xml:space="preserve"> an authenticated user.</w:t>
+      </w:r>
+      <w:r>
+        <w:rPr>
+          <w:rFonts w:ascii="Verdana" w:hAnsi="Verdana"/>
+        </w:rPr>
+        <w:t xml:space="preserve"> </w:t>
+      </w:r>
+      <w:r>
+        <w:rPr>
+          <w:rFonts w:ascii="Verdana" w:hAnsi="Verdana"/>
+        </w:rPr>
+        <w:t>Security tokens can be opaque (random string) or structured (e.g., JWT).</w:t>
+      </w:r>
+      <w:r>
+        <w:rPr>
+          <w:rFonts w:ascii="Verdana" w:hAnsi="Verdana"/>
+        </w:rPr>
+        <w:t xml:space="preserve"> </w:t>
+      </w:r>
+      <w:r>
+        <w:rPr>
+          <w:rFonts w:ascii="Verdana" w:hAnsi="Verdana"/>
+          <w:b/>
+          <w:bCs/>
+        </w:rPr>
+        <w:t xml:space="preserve">JSON Web </w:t>
+      </w:r>
+      <w:r>
+        <w:rPr>
+          <w:rFonts w:ascii="Verdana" w:hAnsi="Verdana"/>
+          <w:b/>
+          <w:bCs/>
+        </w:rPr>
+        <w:lastRenderedPageBreak/>
+        <w:t>Token</w:t>
+      </w:r>
+      <w:r>
+        <w:rPr>
+          <w:rFonts w:ascii="Verdana" w:hAnsi="Verdana"/>
+        </w:rPr>
+        <w:t> (JWT)</w:t>
+      </w:r>
+      <w:r>
+        <w:rPr>
+          <w:rFonts w:ascii="Verdana" w:hAnsi="Verdana"/>
+        </w:rPr>
+        <w:t xml:space="preserve"> is</w:t>
+      </w:r>
+      <w:r>
+        <w:rPr>
+          <w:rFonts w:ascii="Verdana" w:hAnsi="Verdana"/>
+        </w:rPr>
+        <w:t xml:space="preserve"> a standard format that allows your application to easily inspect its content, and make sure it comes from the expected issuer and that no one else changed it</w:t>
+      </w:r>
+      <w:r>
+        <w:rPr>
+          <w:rFonts w:ascii="Verdana" w:hAnsi="Verdana"/>
+        </w:rPr>
+        <w:t xml:space="preserve">. It is </w:t>
+      </w:r>
+      <w:r>
+        <w:rPr>
+          <w:rFonts w:ascii="Verdana" w:hAnsi="Verdana"/>
+        </w:rPr>
+        <w:t>Base 64 encoded</w:t>
+      </w:r>
+      <w:r>
+        <w:rPr>
+          <w:rFonts w:ascii="Verdana" w:hAnsi="Verdana"/>
+        </w:rPr>
+        <w:t xml:space="preserve"> and</w:t>
+      </w:r>
+      <w:r>
+        <w:rPr>
+          <w:rFonts w:ascii="Verdana" w:hAnsi="Verdana"/>
+        </w:rPr>
+        <w:t xml:space="preserve"> contains three segments separated by </w:t>
+      </w:r>
+      <w:proofErr w:type="gramStart"/>
+      <w:r>
+        <w:rPr>
+          <w:rFonts w:ascii="Verdana" w:hAnsi="Verdana"/>
+        </w:rPr>
+        <w:t>the .</w:t>
+      </w:r>
+      <w:proofErr w:type="gramEnd"/>
+      <w:r>
+        <w:rPr>
+          <w:rFonts w:ascii="Verdana" w:hAnsi="Verdana"/>
+        </w:rPr>
+        <w:t> character. The first segment is the </w:t>
+      </w:r>
+      <w:r>
+        <w:rPr>
+          <w:rFonts w:ascii="Verdana" w:hAnsi="Verdana"/>
+          <w:b/>
+          <w:bCs/>
+        </w:rPr>
+        <w:t>header</w:t>
+      </w:r>
+      <w:r>
+        <w:rPr>
+          <w:rFonts w:ascii="Verdana" w:hAnsi="Verdana"/>
+        </w:rPr>
+        <w:t>, the second is the </w:t>
+      </w:r>
+      <w:r>
+        <w:rPr>
+          <w:rFonts w:ascii="Verdana" w:hAnsi="Verdana"/>
+          <w:b/>
+          <w:bCs/>
+        </w:rPr>
+        <w:t>body</w:t>
+      </w:r>
+      <w:r>
+        <w:rPr>
+          <w:rFonts w:ascii="Verdana" w:hAnsi="Verdana"/>
+        </w:rPr>
+        <w:t>, and the third is the </w:t>
+      </w:r>
+      <w:r>
+        <w:rPr>
+          <w:rFonts w:ascii="Verdana" w:hAnsi="Verdana"/>
+          <w:b/>
+          <w:bCs/>
+        </w:rPr>
+        <w:t>signature</w:t>
+      </w:r>
+      <w:r>
+        <w:rPr>
+          <w:rFonts w:ascii="Verdana" w:hAnsi="Verdana"/>
+        </w:rPr>
+        <w:t>. Use the signature segment to evaluate the authenticity of the token.</w:t>
+      </w:r>
+      <w:r>
+        <w:rPr>
+          <w:rFonts w:ascii="Verdana" w:hAnsi="Verdana"/>
+        </w:rPr>
+        <w:t xml:space="preserve"> </w:t>
+      </w:r>
+      <w:r>
+        <w:rPr>
+          <w:rFonts w:ascii="Verdana" w:hAnsi="Verdana"/>
+        </w:rPr>
+        <w:t>JWTs are stateless — validation doesn’t require a DB lookup</w:t>
+      </w:r>
+      <w:r>
+        <w:rPr>
+          <w:rFonts w:ascii="Verdana" w:hAnsi="Verdana"/>
+        </w:rPr>
+        <w:t>.</w:t>
+      </w:r>
+    </w:p>
+    <w:p>
+      <w:pPr>
+        <w:spacing w:before="100" w:beforeAutospacing="1" w:line="240" w:lineRule="auto"/>
+        <w:jc w:val="both"/>
+        <w:rPr>
+          <w:rFonts w:ascii="Verdana" w:hAnsi="Verdana"/>
+        </w:rPr>
+      </w:pPr>
+      <w:r>
+        <w:rPr>
+          <w:rFonts w:ascii="Verdana" w:hAnsi="Verdana"/>
+        </w:rPr>
+        <w:t>One of other approaches we can use with security token is</w:t>
+      </w:r>
+      <w:r>
+        <w:rPr>
+          <w:rFonts w:ascii="Verdana" w:hAnsi="Verdana"/>
+        </w:rPr>
+        <w:t xml:space="preserve"> </w:t>
+      </w:r>
+      <w:r>
+        <w:rPr>
+          <w:rFonts w:ascii="Verdana" w:hAnsi="Verdana"/>
+        </w:rPr>
+        <w:t>us</w:t>
+      </w:r>
+      <w:r>
+        <w:rPr>
+          <w:rFonts w:ascii="Verdana" w:hAnsi="Verdana"/>
+        </w:rPr>
+        <w:t>ing</w:t>
+      </w:r>
+      <w:r>
+        <w:rPr>
+          <w:rFonts w:ascii="Verdana" w:hAnsi="Verdana"/>
+        </w:rPr>
+        <w:t xml:space="preserve"> the</w:t>
+      </w:r>
+      <w:r>
+        <w:rPr>
+          <w:rFonts w:ascii="Verdana" w:hAnsi="Verdana"/>
+        </w:rPr>
+        <w:t xml:space="preserve"> Refresh Token </w:t>
+      </w:r>
+      <w:r>
+        <w:rPr>
+          <w:rFonts w:ascii="Verdana" w:hAnsi="Verdana"/>
+        </w:rPr>
+        <w:t>to obtain new access and refresh token pairs when the current access token expires.</w:t>
+      </w:r>
+    </w:p>
+    <w:p>
+      <w:pPr>
+        <w:spacing w:before="100" w:beforeAutospacing="1" w:line="240" w:lineRule="auto"/>
+        <w:jc w:val="both"/>
+        <w:rPr>
+          <w:rFonts w:ascii="Verdana" w:hAnsi="Verdana"/>
+        </w:rPr>
+      </w:pPr>
+      <w:r>
+        <w:rPr>
+          <w:rFonts w:ascii="Verdana" w:hAnsi="Verdana"/>
+        </w:rPr>
+        <w:t>6. What is Single Sign-On (SSO)? Name the steps to implement SSO. What are the benefits of SSO?</w:t>
+      </w:r>
+    </w:p>
+    <w:p>
+      <w:pPr>
+        <w:spacing w:before="100" w:beforeAutospacing="1" w:line="240" w:lineRule="auto"/>
+        <w:jc w:val="both"/>
+        <w:rPr>
+          <w:rFonts w:ascii="Verdana" w:hAnsi="Verdana"/>
+        </w:rPr>
+      </w:pPr>
+      <w:r>
+        <w:rPr>
+          <w:rFonts w:ascii="Verdana" w:hAnsi="Verdana"/>
+        </w:rPr>
+        <w:t>SSO is strictly related to the authentication part of a federated identity system. Its only concern is establishing the identity of the user and then sharing that information with each subsystem that requires the data.</w:t>
+      </w:r>
+      <w:r>
+        <w:rPr>
+          <w:rFonts w:ascii="Verdana" w:hAnsi="Verdana"/>
+        </w:rPr>
+        <w:t xml:space="preserve"> </w:t>
+      </w:r>
+    </w:p>
+    <w:p>
+      <w:pPr>
+        <w:spacing w:before="100" w:beforeAutospacing="1" w:line="240" w:lineRule="auto"/>
+        <w:jc w:val="both"/>
+        <w:rPr>
+          <w:rFonts w:ascii="Verdana" w:hAnsi="Verdana"/>
+        </w:rPr>
+      </w:pPr>
+      <w:r>
+        <w:rPr>
+          <w:rFonts w:ascii="Verdana" w:hAnsi="Verdana"/>
+        </w:rPr>
+        <w:t>S</w:t>
+      </w:r>
+      <w:r>
+        <w:rPr>
+          <w:rFonts w:ascii="Verdana" w:hAnsi="Verdana"/>
+        </w:rPr>
+        <w:t>teps to implement SSO</w:t>
+      </w:r>
+      <w:r>
+        <w:rPr>
+          <w:rFonts w:ascii="Verdana" w:hAnsi="Verdana"/>
+        </w:rPr>
+        <w:t>:</w:t>
+      </w:r>
+    </w:p>
+    <w:p>
+      <w:pPr>
+        <w:pStyle w:val="ListParagraph"/>
+        <w:numPr>
+          <w:ilvl w:val="0"/>
+          <w:numId w:val="27"/>
+        </w:numPr>
+        <w:spacing w:before="100" w:beforeAutospacing="1" w:line="240" w:lineRule="auto"/>
+        <w:jc w:val="both"/>
+        <w:rPr>
+          <w:rFonts w:ascii="Verdana" w:hAnsi="Verdana"/>
+        </w:rPr>
+      </w:pPr>
+      <w:r>
+        <w:rPr>
+          <w:rFonts w:ascii="Verdana" w:hAnsi="Verdana"/>
+        </w:rPr>
+        <w:t xml:space="preserve">User accesses protected resource </w:t>
+      </w:r>
+      <w:r>
+        <w:rPr>
+          <w:rFonts w:ascii="Arial" w:hAnsi="Arial" w:cs="Arial"/>
+        </w:rPr>
+        <w:t>→</w:t>
+      </w:r>
+      <w:r>
+        <w:rPr>
+          <w:rFonts w:ascii="Verdana" w:hAnsi="Verdana"/>
+        </w:rPr>
+        <w:t xml:space="preserve"> redirected to SSO IdP.</w:t>
+      </w:r>
+    </w:p>
+    <w:p>
+      <w:pPr>
+        <w:pStyle w:val="ListParagraph"/>
+        <w:numPr>
+          <w:ilvl w:val="0"/>
+          <w:numId w:val="27"/>
+        </w:numPr>
+        <w:spacing w:before="100" w:beforeAutospacing="1" w:line="240" w:lineRule="auto"/>
+        <w:jc w:val="both"/>
+        <w:rPr>
+          <w:rFonts w:ascii="Verdana" w:hAnsi="Verdana"/>
+        </w:rPr>
+      </w:pPr>
+      <w:r>
+        <w:rPr>
+          <w:rFonts w:ascii="Verdana" w:hAnsi="Verdana"/>
+        </w:rPr>
+        <w:t>User authenticates at IdP.</w:t>
+      </w:r>
+    </w:p>
+    <w:p>
+      <w:pPr>
+        <w:pStyle w:val="ListParagraph"/>
+        <w:numPr>
+          <w:ilvl w:val="0"/>
+          <w:numId w:val="27"/>
+        </w:numPr>
+        <w:spacing w:before="100" w:beforeAutospacing="1" w:line="240" w:lineRule="auto"/>
+        <w:jc w:val="both"/>
+        <w:rPr>
+          <w:rFonts w:ascii="Verdana" w:hAnsi="Verdana"/>
+        </w:rPr>
+      </w:pPr>
+      <w:r>
+        <w:rPr>
+          <w:rFonts w:ascii="Verdana" w:hAnsi="Verdana"/>
+        </w:rPr>
+        <w:t>IdP issues authentication assertion/token.</w:t>
+      </w:r>
+    </w:p>
+    <w:p>
+      <w:pPr>
+        <w:pStyle w:val="ListParagraph"/>
+        <w:numPr>
+          <w:ilvl w:val="0"/>
+          <w:numId w:val="27"/>
+        </w:numPr>
+        <w:spacing w:before="100" w:beforeAutospacing="1" w:line="240" w:lineRule="auto"/>
+        <w:jc w:val="both"/>
+        <w:rPr>
+          <w:rFonts w:ascii="Verdana" w:hAnsi="Verdana"/>
+        </w:rPr>
+      </w:pPr>
+      <w:r>
+        <w:rPr>
+          <w:rFonts w:ascii="Verdana" w:hAnsi="Verdana"/>
+        </w:rPr>
+        <w:t>Token passed to service provider(s).</w:t>
+      </w:r>
+    </w:p>
+    <w:p>
+      <w:pPr>
+        <w:pStyle w:val="ListParagraph"/>
+        <w:numPr>
+          <w:ilvl w:val="0"/>
+          <w:numId w:val="27"/>
+        </w:numPr>
+        <w:spacing w:before="100" w:beforeAutospacing="1" w:line="240" w:lineRule="auto"/>
+        <w:jc w:val="both"/>
+        <w:rPr>
+          <w:rFonts w:ascii="Verdana" w:hAnsi="Verdana"/>
+        </w:rPr>
+      </w:pPr>
+      <w:r>
+        <w:rPr>
+          <w:rFonts w:ascii="Verdana" w:hAnsi="Verdana"/>
+        </w:rPr>
+        <w:t>SP grants access based on assertion.</w:t>
+      </w:r>
+    </w:p>
+    <w:p>
+      <w:pPr>
+        <w:spacing w:before="100" w:beforeAutospacing="1" w:line="240" w:lineRule="auto"/>
+        <w:jc w:val="both"/>
+        <w:rPr>
+          <w:rFonts w:ascii="Verdana" w:hAnsi="Verdana"/>
+        </w:rPr>
+      </w:pPr>
+      <w:r>
+        <w:rPr>
+          <w:rFonts w:ascii="Verdana" w:hAnsi="Verdana"/>
+        </w:rPr>
+        <w:t>B</w:t>
+      </w:r>
+      <w:r>
+        <w:rPr>
+          <w:rFonts w:ascii="Verdana" w:hAnsi="Verdana"/>
+        </w:rPr>
+        <w:t>enefits of SSO</w:t>
+      </w:r>
+      <w:r>
+        <w:rPr>
+          <w:rFonts w:ascii="Verdana" w:hAnsi="Verdana"/>
+        </w:rPr>
+        <w:t>:</w:t>
+      </w:r>
+    </w:p>
+    <w:p>
+      <w:pPr>
+        <w:pStyle w:val="ListParagraph"/>
+        <w:numPr>
+          <w:ilvl w:val="0"/>
+          <w:numId w:val="28"/>
+        </w:numPr>
+        <w:spacing w:before="100" w:beforeAutospacing="1" w:line="240" w:lineRule="auto"/>
+        <w:jc w:val="both"/>
+        <w:rPr>
+          <w:rFonts w:ascii="Verdana" w:hAnsi="Verdana"/>
+        </w:rPr>
+      </w:pPr>
+      <w:r>
+        <w:rPr>
+          <w:rFonts w:ascii="Verdana" w:hAnsi="Verdana"/>
+        </w:rPr>
+        <w:t>Reduced password fatigue</w:t>
+      </w:r>
+    </w:p>
+    <w:p>
+      <w:pPr>
+        <w:pStyle w:val="ListParagraph"/>
+        <w:numPr>
+          <w:ilvl w:val="0"/>
+          <w:numId w:val="28"/>
+        </w:numPr>
+        <w:spacing w:before="100" w:beforeAutospacing="1" w:line="240" w:lineRule="auto"/>
+        <w:jc w:val="both"/>
+        <w:rPr>
+          <w:rFonts w:ascii="Verdana" w:hAnsi="Verdana"/>
+        </w:rPr>
+      </w:pPr>
+      <w:r>
+        <w:rPr>
+          <w:rFonts w:ascii="Verdana" w:hAnsi="Verdana"/>
+        </w:rPr>
+        <w:t>Improved security (centralized auth policies)</w:t>
+      </w:r>
+    </w:p>
+    <w:p>
+      <w:pPr>
+        <w:pStyle w:val="ListParagraph"/>
+        <w:numPr>
+          <w:ilvl w:val="0"/>
+          <w:numId w:val="28"/>
+        </w:numPr>
+        <w:spacing w:before="100" w:beforeAutospacing="1" w:line="240" w:lineRule="auto"/>
+        <w:jc w:val="both"/>
+        <w:rPr>
+          <w:rFonts w:ascii="Verdana" w:hAnsi="Verdana"/>
+        </w:rPr>
+      </w:pPr>
+      <w:r>
+        <w:rPr>
+          <w:rFonts w:ascii="Verdana" w:hAnsi="Verdana"/>
+        </w:rPr>
+        <w:t>Better UX</w:t>
+      </w:r>
+    </w:p>
+    <w:p>
+      <w:pPr>
+        <w:pStyle w:val="ListParagraph"/>
+        <w:numPr>
+          <w:ilvl w:val="0"/>
+          <w:numId w:val="28"/>
+        </w:numPr>
+        <w:spacing w:before="100" w:beforeAutospacing="1" w:line="240" w:lineRule="auto"/>
+        <w:jc w:val="both"/>
+        <w:rPr>
+          <w:rFonts w:ascii="Verdana" w:hAnsi="Verdana"/>
+        </w:rPr>
+      </w:pPr>
+      <w:r>
+        <w:rPr>
+          <w:rFonts w:ascii="Verdana" w:hAnsi="Verdana"/>
+        </w:rPr>
+        <w:t>Easier compliance and monitoring</w:t>
+      </w:r>
+    </w:p>
+    <w:p>
+      <w:pPr>
+        <w:spacing w:before="100" w:beforeAutospacing="1" w:line="240" w:lineRule="auto"/>
+        <w:jc w:val="both"/>
+        <w:rPr>
+          <w:rFonts w:ascii="Verdana" w:hAnsi="Verdana"/>
+        </w:rPr>
+      </w:pPr>
+      <w:r>
+        <w:rPr>
+          <w:rFonts w:ascii="Verdana" w:hAnsi="Verdana"/>
+        </w:rPr>
+        <w:t>7. What is the difference between Two-Factor Authentication and Multi-Factor Authentication?</w:t>
+      </w:r>
+    </w:p>
+    <w:p>
+      <w:pPr>
+        <w:spacing w:before="100" w:beforeAutospacing="1" w:line="240" w:lineRule="auto"/>
+        <w:jc w:val="both"/>
+        <w:rPr>
+          <w:rFonts w:ascii="Verdana" w:hAnsi="Verdana"/>
+        </w:rPr>
+      </w:pPr>
+      <w:r>
+        <w:rPr>
+          <w:rFonts w:ascii="Verdana" w:hAnsi="Verdana"/>
+        </w:rPr>
+        <w:t>When you sign into the account for the first time on a new device or app (like a web browser) you need more than just the username and password. You need a second verification method - what we call a second "factor" - to prove who you are.</w:t>
+      </w:r>
+    </w:p>
+    <w:p>
+      <w:pPr>
+        <w:spacing w:before="100" w:beforeAutospacing="1" w:line="240" w:lineRule="auto"/>
+        <w:jc w:val="both"/>
+        <w:rPr>
+          <w:rFonts w:ascii="Verdana" w:hAnsi="Verdana"/>
+        </w:rPr>
+      </w:pPr>
+    </w:p>
+    <w:p>
+      <w:pPr>
+        <w:spacing w:before="100" w:beforeAutospacing="1" w:line="240" w:lineRule="auto"/>
+        <w:jc w:val="both"/>
+        <w:rPr>
+          <w:rFonts w:ascii="Verdana" w:hAnsi="Verdana"/>
+        </w:rPr>
+      </w:pPr>
+      <w:r>
+        <w:rPr>
+          <w:rFonts w:ascii="Verdana" w:hAnsi="Verdana"/>
+        </w:rPr>
+        <w:lastRenderedPageBreak/>
+        <w:t>2FA is exactly two factors</w:t>
+      </w:r>
+      <w:r>
+        <w:rPr>
+          <w:rFonts w:ascii="Verdana" w:hAnsi="Verdana"/>
+        </w:rPr>
+        <w:t xml:space="preserve">. </w:t>
+      </w:r>
+      <w:r>
+        <w:rPr>
+          <w:rFonts w:ascii="Verdana" w:hAnsi="Verdana"/>
+        </w:rPr>
+        <w:t>MFA is 2FA or more factors</w:t>
+      </w:r>
+      <w:r>
+        <w:rPr>
+          <w:rFonts w:ascii="Verdana" w:hAnsi="Verdana"/>
+        </w:rPr>
+        <w:t>.</w:t>
+      </w:r>
+      <w:r>
+        <w:rPr>
+          <w:rFonts w:ascii="Verdana" w:hAnsi="Verdana"/>
+        </w:rPr>
+        <w:t xml:space="preserve"> </w:t>
+      </w:r>
+      <w:r>
+        <w:rPr>
+          <w:rFonts w:ascii="Verdana" w:hAnsi="Verdana"/>
+        </w:rPr>
+        <w:t>F</w:t>
+      </w:r>
+      <w:r>
+        <w:rPr>
+          <w:rFonts w:ascii="Verdana" w:hAnsi="Verdana"/>
+        </w:rPr>
+        <w:t>actors can be:</w:t>
+      </w:r>
+    </w:p>
+    <w:p>
+      <w:pPr>
+        <w:pStyle w:val="ListParagraph"/>
+        <w:numPr>
+          <w:ilvl w:val="0"/>
+          <w:numId w:val="29"/>
+        </w:numPr>
+        <w:spacing w:before="100" w:beforeAutospacing="1" w:line="240" w:lineRule="auto"/>
+        <w:jc w:val="both"/>
+        <w:rPr>
+          <w:rFonts w:ascii="Verdana" w:hAnsi="Verdana"/>
+        </w:rPr>
+      </w:pPr>
+      <w:r>
+        <w:rPr>
+          <w:rFonts w:ascii="Verdana" w:hAnsi="Verdana"/>
+        </w:rPr>
+        <w:t>Something you know (password)</w:t>
+      </w:r>
+    </w:p>
+    <w:p>
+      <w:pPr>
+        <w:pStyle w:val="ListParagraph"/>
+        <w:numPr>
+          <w:ilvl w:val="0"/>
+          <w:numId w:val="29"/>
+        </w:numPr>
+        <w:spacing w:before="100" w:beforeAutospacing="1" w:line="240" w:lineRule="auto"/>
+        <w:jc w:val="both"/>
+        <w:rPr>
+          <w:rFonts w:ascii="Verdana" w:hAnsi="Verdana"/>
+        </w:rPr>
+      </w:pPr>
+      <w:r>
+        <w:rPr>
+          <w:rFonts w:ascii="Verdana" w:hAnsi="Verdana"/>
+        </w:rPr>
+        <w:t>Something you have (token, phone)</w:t>
+      </w:r>
+    </w:p>
+    <w:p>
+      <w:pPr>
+        <w:pStyle w:val="ListParagraph"/>
+        <w:numPr>
+          <w:ilvl w:val="0"/>
+          <w:numId w:val="29"/>
+        </w:numPr>
+        <w:spacing w:before="100" w:beforeAutospacing="1" w:line="240" w:lineRule="auto"/>
+        <w:jc w:val="both"/>
+        <w:rPr>
+          <w:rFonts w:ascii="Verdana" w:hAnsi="Verdana"/>
+        </w:rPr>
+      </w:pPr>
+      <w:r>
+        <w:rPr>
+          <w:rFonts w:ascii="Verdana" w:hAnsi="Verdana"/>
+        </w:rPr>
+        <w:t>Something you are (biometrics)</w:t>
+      </w:r>
+    </w:p>
+    <w:p>
+      <w:pPr>
+        <w:pStyle w:val="ListParagraph"/>
+        <w:numPr>
+          <w:ilvl w:val="0"/>
+          <w:numId w:val="29"/>
+        </w:numPr>
+        <w:spacing w:before="100" w:beforeAutospacing="1" w:line="240" w:lineRule="auto"/>
+        <w:jc w:val="both"/>
+        <w:rPr>
+          <w:rFonts w:ascii="Verdana" w:hAnsi="Verdana"/>
+        </w:rPr>
+      </w:pPr>
+      <w:r>
+        <w:rPr>
+          <w:rFonts w:ascii="Verdana" w:hAnsi="Verdana"/>
+        </w:rPr>
+        <w:t>Somewhere you are (location)</w:t>
+      </w:r>
+    </w:p>
+    <w:p>
+      <w:pPr>
+        <w:spacing w:before="100" w:beforeAutospacing="1" w:line="240" w:lineRule="auto"/>
+        <w:jc w:val="both"/>
+        <w:rPr>
+          <w:rFonts w:ascii="Verdana" w:hAnsi="Verdana"/>
+        </w:rPr>
+      </w:pPr>
+      <w:r>
+        <w:rPr>
+          <w:rFonts w:ascii="Verdana" w:hAnsi="Verdana"/>
+        </w:rPr>
+        <w:t>8. Which of the OAuth flows can be used for user (customer) and which for client (server) authentication?</w:t>
+      </w:r>
+    </w:p>
+    <w:p>
+      <w:pPr>
+        <w:spacing w:before="100" w:beforeAutospacing="1" w:line="240" w:lineRule="auto"/>
+        <w:jc w:val="both"/>
+        <w:rPr>
+          <w:rFonts w:ascii="Verdana" w:hAnsi="Verdana"/>
+        </w:rPr>
+      </w:pPr>
+      <w:r>
+        <w:rPr>
+          <w:rFonts w:ascii="Verdana" w:hAnsi="Verdana"/>
+        </w:rPr>
+        <w:t xml:space="preserve">User authentication </w:t>
+      </w:r>
+      <w:r>
+        <w:rPr>
+          <w:rFonts w:ascii="Arial" w:hAnsi="Arial" w:cs="Arial"/>
+        </w:rPr>
+        <w:t>→</w:t>
+      </w:r>
+      <w:r>
+        <w:rPr>
+          <w:rFonts w:ascii="Verdana" w:hAnsi="Verdana"/>
+        </w:rPr>
+        <w:t xml:space="preserve"> Authorization Code (with PKCE for public clients),</w:t>
+      </w:r>
+      <w:r>
+        <w:rPr>
+          <w:rFonts w:ascii="Verdana" w:hAnsi="Verdana"/>
+        </w:rPr>
+        <w:t xml:space="preserve"> deprecated </w:t>
+      </w:r>
+      <w:r>
+        <w:rPr>
+          <w:rFonts w:ascii="Verdana" w:hAnsi="Verdana"/>
+        </w:rPr>
+        <w:t>Implicit Flow</w:t>
+      </w:r>
+      <w:r>
+        <w:rPr>
+          <w:rFonts w:ascii="Verdana" w:hAnsi="Verdana"/>
+        </w:rPr>
+        <w:t>,</w:t>
+      </w:r>
+      <w:r>
+        <w:rPr>
+          <w:rFonts w:ascii="Verdana" w:hAnsi="Verdana"/>
+        </w:rPr>
+        <w:t xml:space="preserve"> Device Flow, occasionally Resource Owner Password Credentials.</w:t>
+      </w:r>
+    </w:p>
+    <w:p>
+      <w:pPr>
+        <w:spacing w:before="100" w:beforeAutospacing="1" w:line="240" w:lineRule="auto"/>
+        <w:jc w:val="both"/>
+        <w:rPr>
+          <w:rFonts w:ascii="Verdana" w:hAnsi="Verdana"/>
+        </w:rPr>
+      </w:pPr>
+      <w:r>
+        <w:rPr>
+          <w:rFonts w:ascii="Verdana" w:hAnsi="Verdana"/>
+        </w:rPr>
+        <w:t xml:space="preserve">Client/server authentication </w:t>
+      </w:r>
+      <w:r>
+        <w:rPr>
+          <w:rFonts w:ascii="Arial" w:hAnsi="Arial" w:cs="Arial"/>
+        </w:rPr>
+        <w:t>→</w:t>
+      </w:r>
+      <w:r>
+        <w:rPr>
+          <w:rFonts w:ascii="Verdana" w:hAnsi="Verdana"/>
+        </w:rPr>
+        <w:t xml:space="preserve"> Client Credentials flow.</w:t>
+      </w:r>
+      <w:r>
+        <w:rPr>
+          <w:rFonts w:ascii="Verdana" w:hAnsi="Verdana"/>
+        </w:rPr>
+        <w:t xml:space="preserve"> </w:t>
+      </w:r>
+      <w:r>
+        <w:rPr>
+          <w:rFonts w:ascii="Verdana" w:hAnsi="Verdana"/>
+        </w:rPr>
+        <w:t>Client Credentials doesn’t involve user context at all</w:t>
+      </w:r>
+      <w:r>
+        <w:rPr>
+          <w:rFonts w:ascii="Verdana" w:hAnsi="Verdana"/>
+        </w:rPr>
+        <w:t>.</w:t>
+      </w:r>
     </w:p>
     <w:sectPr>
       <w:pgSz w:w="12240" w:h="15840"/>
@@ -1438,6 +2921,232 @@
     </w:lvl>
   </w:abstractNum>
   <w:abstractNum w:abstractNumId="6" w15:restartNumberingAfterBreak="0">
+    <w:nsid w:val="21223DA7"/>
+    <w:multiLevelType w:val="hybridMultilevel"/>
+    <w:tmpl w:val="BD7A74FA"/>
+    <w:lvl w:ilvl="0" w:tplc="04090001">
+      <w:start w:val="1"/>
+      <w:numFmt w:val="bullet"/>
+      <w:lvlText w:val=""/>
+      <w:lvlJc w:val="left"/>
+      <w:pPr>
+        <w:ind w:left="720" w:hanging="360"/>
+      </w:pPr>
+      <w:rPr>
+        <w:rFonts w:ascii="Symbol" w:hAnsi="Symbol" w:hint="default"/>
+      </w:rPr>
+    </w:lvl>
+    <w:lvl w:ilvl="1" w:tplc="04090003" w:tentative="1">
+      <w:start w:val="1"/>
+      <w:numFmt w:val="bullet"/>
+      <w:lvlText w:val="o"/>
+      <w:lvlJc w:val="left"/>
+      <w:pPr>
+        <w:ind w:left="1440" w:hanging="360"/>
+      </w:pPr>
+      <w:rPr>
+        <w:rFonts w:ascii="Courier New" w:hAnsi="Courier New" w:cs="Courier New" w:hint="default"/>
+      </w:rPr>
+    </w:lvl>
+    <w:lvl w:ilvl="2" w:tplc="04090005" w:tentative="1">
+      <w:start w:val="1"/>
+      <w:numFmt w:val="bullet"/>
+      <w:lvlText w:val=""/>
+      <w:lvlJc w:val="left"/>
+      <w:pPr>
+        <w:ind w:left="2160" w:hanging="360"/>
+      </w:pPr>
+      <w:rPr>
+        <w:rFonts w:ascii="Wingdings" w:hAnsi="Wingdings" w:hint="default"/>
+      </w:rPr>
+    </w:lvl>
+    <w:lvl w:ilvl="3" w:tplc="04090001" w:tentative="1">
+      <w:start w:val="1"/>
+      <w:numFmt w:val="bullet"/>
+      <w:lvlText w:val=""/>
+      <w:lvlJc w:val="left"/>
+      <w:pPr>
+        <w:ind w:left="2880" w:hanging="360"/>
+      </w:pPr>
+      <w:rPr>
+        <w:rFonts w:ascii="Symbol" w:hAnsi="Symbol" w:hint="default"/>
+      </w:rPr>
+    </w:lvl>
+    <w:lvl w:ilvl="4" w:tplc="04090003" w:tentative="1">
+      <w:start w:val="1"/>
+      <w:numFmt w:val="bullet"/>
+      <w:lvlText w:val="o"/>
+      <w:lvlJc w:val="left"/>
+      <w:pPr>
+        <w:ind w:left="3600" w:hanging="360"/>
+      </w:pPr>
+      <w:rPr>
+        <w:rFonts w:ascii="Courier New" w:hAnsi="Courier New" w:cs="Courier New" w:hint="default"/>
+      </w:rPr>
+    </w:lvl>
+    <w:lvl w:ilvl="5" w:tplc="04090005" w:tentative="1">
+      <w:start w:val="1"/>
+      <w:numFmt w:val="bullet"/>
+      <w:lvlText w:val=""/>
+      <w:lvlJc w:val="left"/>
+      <w:pPr>
+        <w:ind w:left="4320" w:hanging="360"/>
+      </w:pPr>
+      <w:rPr>
+        <w:rFonts w:ascii="Wingdings" w:hAnsi="Wingdings" w:hint="default"/>
+      </w:rPr>
+    </w:lvl>
+    <w:lvl w:ilvl="6" w:tplc="04090001" w:tentative="1">
+      <w:start w:val="1"/>
+      <w:numFmt w:val="bullet"/>
+      <w:lvlText w:val=""/>
+      <w:lvlJc w:val="left"/>
+      <w:pPr>
+        <w:ind w:left="5040" w:hanging="360"/>
+      </w:pPr>
+      <w:rPr>
+        <w:rFonts w:ascii="Symbol" w:hAnsi="Symbol" w:hint="default"/>
+      </w:rPr>
+    </w:lvl>
+    <w:lvl w:ilvl="7" w:tplc="04090003" w:tentative="1">
+      <w:start w:val="1"/>
+      <w:numFmt w:val="bullet"/>
+      <w:lvlText w:val="o"/>
+      <w:lvlJc w:val="left"/>
+      <w:pPr>
+        <w:ind w:left="5760" w:hanging="360"/>
+      </w:pPr>
+      <w:rPr>
+        <w:rFonts w:ascii="Courier New" w:hAnsi="Courier New" w:cs="Courier New" w:hint="default"/>
+      </w:rPr>
+    </w:lvl>
+    <w:lvl w:ilvl="8" w:tplc="04090005" w:tentative="1">
+      <w:start w:val="1"/>
+      <w:numFmt w:val="bullet"/>
+      <w:lvlText w:val=""/>
+      <w:lvlJc w:val="left"/>
+      <w:pPr>
+        <w:ind w:left="6480" w:hanging="360"/>
+      </w:pPr>
+      <w:rPr>
+        <w:rFonts w:ascii="Wingdings" w:hAnsi="Wingdings" w:hint="default"/>
+      </w:rPr>
+    </w:lvl>
+  </w:abstractNum>
+  <w:abstractNum w:abstractNumId="7" w15:restartNumberingAfterBreak="0">
+    <w:nsid w:val="22BE0493"/>
+    <w:multiLevelType w:val="hybridMultilevel"/>
+    <w:tmpl w:val="6ACEE2AE"/>
+    <w:lvl w:ilvl="0" w:tplc="04090001">
+      <w:start w:val="1"/>
+      <w:numFmt w:val="bullet"/>
+      <w:lvlText w:val=""/>
+      <w:lvlJc w:val="left"/>
+      <w:pPr>
+        <w:ind w:left="720" w:hanging="360"/>
+      </w:pPr>
+      <w:rPr>
+        <w:rFonts w:ascii="Symbol" w:hAnsi="Symbol" w:hint="default"/>
+      </w:rPr>
+    </w:lvl>
+    <w:lvl w:ilvl="1" w:tplc="04090003" w:tentative="1">
+      <w:start w:val="1"/>
+      <w:numFmt w:val="bullet"/>
+      <w:lvlText w:val="o"/>
+      <w:lvlJc w:val="left"/>
+      <w:pPr>
+        <w:ind w:left="1440" w:hanging="360"/>
+      </w:pPr>
+      <w:rPr>
+        <w:rFonts w:ascii="Courier New" w:hAnsi="Courier New" w:cs="Courier New" w:hint="default"/>
+      </w:rPr>
+    </w:lvl>
+    <w:lvl w:ilvl="2" w:tplc="04090005" w:tentative="1">
+      <w:start w:val="1"/>
+      <w:numFmt w:val="bullet"/>
+      <w:lvlText w:val=""/>
+      <w:lvlJc w:val="left"/>
+      <w:pPr>
+        <w:ind w:left="2160" w:hanging="360"/>
+      </w:pPr>
+      <w:rPr>
+        <w:rFonts w:ascii="Wingdings" w:hAnsi="Wingdings" w:hint="default"/>
+      </w:rPr>
+    </w:lvl>
+    <w:lvl w:ilvl="3" w:tplc="04090001" w:tentative="1">
+      <w:start w:val="1"/>
+      <w:numFmt w:val="bullet"/>
+      <w:lvlText w:val=""/>
+      <w:lvlJc w:val="left"/>
+      <w:pPr>
+        <w:ind w:left="2880" w:hanging="360"/>
+      </w:pPr>
+      <w:rPr>
+        <w:rFonts w:ascii="Symbol" w:hAnsi="Symbol" w:hint="default"/>
+      </w:rPr>
+    </w:lvl>
+    <w:lvl w:ilvl="4" w:tplc="04090003" w:tentative="1">
+      <w:start w:val="1"/>
+      <w:numFmt w:val="bullet"/>
+      <w:lvlText w:val="o"/>
+      <w:lvlJc w:val="left"/>
+      <w:pPr>
+        <w:ind w:left="3600" w:hanging="360"/>
+      </w:pPr>
+      <w:rPr>
+        <w:rFonts w:ascii="Courier New" w:hAnsi="Courier New" w:cs="Courier New" w:hint="default"/>
+      </w:rPr>
+    </w:lvl>
+    <w:lvl w:ilvl="5" w:tplc="04090005" w:tentative="1">
+      <w:start w:val="1"/>
+      <w:numFmt w:val="bullet"/>
+      <w:lvlText w:val=""/>
+      <w:lvlJc w:val="left"/>
+      <w:pPr>
+        <w:ind w:left="4320" w:hanging="360"/>
+      </w:pPr>
+      <w:rPr>
+        <w:rFonts w:ascii="Wingdings" w:hAnsi="Wingdings" w:hint="default"/>
+      </w:rPr>
+    </w:lvl>
+    <w:lvl w:ilvl="6" w:tplc="04090001" w:tentative="1">
+      <w:start w:val="1"/>
+      <w:numFmt w:val="bullet"/>
+      <w:lvlText w:val=""/>
+      <w:lvlJc w:val="left"/>
+      <w:pPr>
+        <w:ind w:left="5040" w:hanging="360"/>
+      </w:pPr>
+      <w:rPr>
+        <w:rFonts w:ascii="Symbol" w:hAnsi="Symbol" w:hint="default"/>
+      </w:rPr>
+    </w:lvl>
+    <w:lvl w:ilvl="7" w:tplc="04090003" w:tentative="1">
+      <w:start w:val="1"/>
+      <w:numFmt w:val="bullet"/>
+      <w:lvlText w:val="o"/>
+      <w:lvlJc w:val="left"/>
+      <w:pPr>
+        <w:ind w:left="5760" w:hanging="360"/>
+      </w:pPr>
+      <w:rPr>
+        <w:rFonts w:ascii="Courier New" w:hAnsi="Courier New" w:cs="Courier New" w:hint="default"/>
+      </w:rPr>
+    </w:lvl>
+    <w:lvl w:ilvl="8" w:tplc="04090005" w:tentative="1">
+      <w:start w:val="1"/>
+      <w:numFmt w:val="bullet"/>
+      <w:lvlText w:val=""/>
+      <w:lvlJc w:val="left"/>
+      <w:pPr>
+        <w:ind w:left="6480" w:hanging="360"/>
+      </w:pPr>
+      <w:rPr>
+        <w:rFonts w:ascii="Wingdings" w:hAnsi="Wingdings" w:hint="default"/>
+      </w:rPr>
+    </w:lvl>
+  </w:abstractNum>
+  <w:abstractNum w:abstractNumId="8" w15:restartNumberingAfterBreak="0">
     <w:nsid w:val="2FF9243D"/>
     <w:multiLevelType w:val="multilevel"/>
     <w:tmpl w:val="CB8E940A"/>
@@ -1550,7 +3259,7 @@
       </w:pPr>
     </w:lvl>
   </w:abstractNum>
-  <w:abstractNum w:abstractNumId="7" w15:restartNumberingAfterBreak="0">
+  <w:abstractNum w:abstractNumId="9" w15:restartNumberingAfterBreak="0">
     <w:nsid w:val="36547103"/>
     <w:multiLevelType w:val="hybridMultilevel"/>
     <w:tmpl w:val="8B88612A"/>
@@ -1663,7 +3372,7 @@
       </w:rPr>
     </w:lvl>
   </w:abstractNum>
-  <w:abstractNum w:abstractNumId="8" w15:restartNumberingAfterBreak="0">
+  <w:abstractNum w:abstractNumId="10" w15:restartNumberingAfterBreak="0">
     <w:nsid w:val="36A342EF"/>
     <w:multiLevelType w:val="hybridMultilevel"/>
     <w:tmpl w:val="07E68002"/>
@@ -1776,7 +3485,120 @@
       </w:rPr>
     </w:lvl>
   </w:abstractNum>
-  <w:abstractNum w:abstractNumId="9" w15:restartNumberingAfterBreak="0">
+  <w:abstractNum w:abstractNumId="11" w15:restartNumberingAfterBreak="0">
+    <w:nsid w:val="3A5A3D29"/>
+    <w:multiLevelType w:val="hybridMultilevel"/>
+    <w:tmpl w:val="26141842"/>
+    <w:lvl w:ilvl="0" w:tplc="04090001">
+      <w:start w:val="1"/>
+      <w:numFmt w:val="bullet"/>
+      <w:lvlText w:val=""/>
+      <w:lvlJc w:val="left"/>
+      <w:pPr>
+        <w:ind w:left="720" w:hanging="360"/>
+      </w:pPr>
+      <w:rPr>
+        <w:rFonts w:ascii="Symbol" w:hAnsi="Symbol" w:hint="default"/>
+      </w:rPr>
+    </w:lvl>
+    <w:lvl w:ilvl="1" w:tplc="04090003" w:tentative="1">
+      <w:start w:val="1"/>
+      <w:numFmt w:val="bullet"/>
+      <w:lvlText w:val="o"/>
+      <w:lvlJc w:val="left"/>
+      <w:pPr>
+        <w:ind w:left="1440" w:hanging="360"/>
+      </w:pPr>
+      <w:rPr>
+        <w:rFonts w:ascii="Courier New" w:hAnsi="Courier New" w:cs="Courier New" w:hint="default"/>
+      </w:rPr>
+    </w:lvl>
+    <w:lvl w:ilvl="2" w:tplc="04090005" w:tentative="1">
+      <w:start w:val="1"/>
+      <w:numFmt w:val="bullet"/>
+      <w:lvlText w:val=""/>
+      <w:lvlJc w:val="left"/>
+      <w:pPr>
+        <w:ind w:left="2160" w:hanging="360"/>
+      </w:pPr>
+      <w:rPr>
+        <w:rFonts w:ascii="Wingdings" w:hAnsi="Wingdings" w:hint="default"/>
+      </w:rPr>
+    </w:lvl>
+    <w:lvl w:ilvl="3" w:tplc="04090001" w:tentative="1">
+      <w:start w:val="1"/>
+      <w:numFmt w:val="bullet"/>
+      <w:lvlText w:val=""/>
+      <w:lvlJc w:val="left"/>
+      <w:pPr>
+        <w:ind w:left="2880" w:hanging="360"/>
+      </w:pPr>
+      <w:rPr>
+        <w:rFonts w:ascii="Symbol" w:hAnsi="Symbol" w:hint="default"/>
+      </w:rPr>
+    </w:lvl>
+    <w:lvl w:ilvl="4" w:tplc="04090003" w:tentative="1">
+      <w:start w:val="1"/>
+      <w:numFmt w:val="bullet"/>
+      <w:lvlText w:val="o"/>
+      <w:lvlJc w:val="left"/>
+      <w:pPr>
+        <w:ind w:left="3600" w:hanging="360"/>
+      </w:pPr>
+      <w:rPr>
+        <w:rFonts w:ascii="Courier New" w:hAnsi="Courier New" w:cs="Courier New" w:hint="default"/>
+      </w:rPr>
+    </w:lvl>
+    <w:lvl w:ilvl="5" w:tplc="04090005" w:tentative="1">
+      <w:start w:val="1"/>
+      <w:numFmt w:val="bullet"/>
+      <w:lvlText w:val=""/>
+      <w:lvlJc w:val="left"/>
+      <w:pPr>
+        <w:ind w:left="4320" w:hanging="360"/>
+      </w:pPr>
+      <w:rPr>
+        <w:rFonts w:ascii="Wingdings" w:hAnsi="Wingdings" w:hint="default"/>
+      </w:rPr>
+    </w:lvl>
+    <w:lvl w:ilvl="6" w:tplc="04090001" w:tentative="1">
+      <w:start w:val="1"/>
+      <w:numFmt w:val="bullet"/>
+      <w:lvlText w:val=""/>
+      <w:lvlJc w:val="left"/>
+      <w:pPr>
+        <w:ind w:left="5040" w:hanging="360"/>
+      </w:pPr>
+      <w:rPr>
+        <w:rFonts w:ascii="Symbol" w:hAnsi="Symbol" w:hint="default"/>
+      </w:rPr>
+    </w:lvl>
+    <w:lvl w:ilvl="7" w:tplc="04090003" w:tentative="1">
+      <w:start w:val="1"/>
+      <w:numFmt w:val="bullet"/>
+      <w:lvlText w:val="o"/>
+      <w:lvlJc w:val="left"/>
+      <w:pPr>
+        <w:ind w:left="5760" w:hanging="360"/>
+      </w:pPr>
+      <w:rPr>
+        <w:rFonts w:ascii="Courier New" w:hAnsi="Courier New" w:cs="Courier New" w:hint="default"/>
+      </w:rPr>
+    </w:lvl>
+    <w:lvl w:ilvl="8" w:tplc="04090005" w:tentative="1">
+      <w:start w:val="1"/>
+      <w:numFmt w:val="bullet"/>
+      <w:lvlText w:val=""/>
+      <w:lvlJc w:val="left"/>
+      <w:pPr>
+        <w:ind w:left="6480" w:hanging="360"/>
+      </w:pPr>
+      <w:rPr>
+        <w:rFonts w:ascii="Wingdings" w:hAnsi="Wingdings" w:hint="default"/>
+      </w:rPr>
+    </w:lvl>
+  </w:abstractNum>
+  <w:abstractNum w:abstractNumId="12" w15:restartNumberingAfterBreak="0">
     <w:nsid w:val="3CCC2CE8"/>
     <w:multiLevelType w:val="hybridMultilevel"/>
     <w:tmpl w:val="1BC243FA"/>
@@ -1862,7 +3684,7 @@
       </w:pPr>
     </w:lvl>
   </w:abstractNum>
-  <w:abstractNum w:abstractNumId="10" w15:restartNumberingAfterBreak="0">
+  <w:abstractNum w:abstractNumId="13" w15:restartNumberingAfterBreak="0">
     <w:nsid w:val="48DF548A"/>
     <w:multiLevelType w:val="multilevel"/>
     <w:tmpl w:val="DE90F8B0"/>
@@ -2000,7 +3822,120 @@
       </w:rPr>
     </w:lvl>
   </w:abstractNum>
-  <w:abstractNum w:abstractNumId="11" w15:restartNumberingAfterBreak="0">
+  <w:abstractNum w:abstractNumId="14" w15:restartNumberingAfterBreak="0">
+    <w:nsid w:val="50CB51E2"/>
+    <w:multiLevelType w:val="hybridMultilevel"/>
+    <w:tmpl w:val="368AB762"/>
+    <w:lvl w:ilvl="0" w:tplc="04090001">
+      <w:start w:val="1"/>
+      <w:numFmt w:val="bullet"/>
+      <w:lvlText w:val=""/>
+      <w:lvlJc w:val="left"/>
+      <w:pPr>
+        <w:ind w:left="720" w:hanging="360"/>
+      </w:pPr>
+      <w:rPr>
+        <w:rFonts w:ascii="Symbol" w:hAnsi="Symbol" w:hint="default"/>
+      </w:rPr>
+    </w:lvl>
+    <w:lvl w:ilvl="1" w:tplc="04090003" w:tentative="1">
+      <w:start w:val="1"/>
+      <w:numFmt w:val="bullet"/>
+      <w:lvlText w:val="o"/>
+      <w:lvlJc w:val="left"/>
+      <w:pPr>
+        <w:ind w:left="1440" w:hanging="360"/>
+      </w:pPr>
+      <w:rPr>
+        <w:rFonts w:ascii="Courier New" w:hAnsi="Courier New" w:cs="Courier New" w:hint="default"/>
+      </w:rPr>
+    </w:lvl>
+    <w:lvl w:ilvl="2" w:tplc="04090005" w:tentative="1">
+      <w:start w:val="1"/>
+      <w:numFmt w:val="bullet"/>
+      <w:lvlText w:val=""/>
+      <w:lvlJc w:val="left"/>
+      <w:pPr>
+        <w:ind w:left="2160" w:hanging="360"/>
+      </w:pPr>
+      <w:rPr>
+        <w:rFonts w:ascii="Wingdings" w:hAnsi="Wingdings" w:hint="default"/>
+      </w:rPr>
+    </w:lvl>
+    <w:lvl w:ilvl="3" w:tplc="04090001" w:tentative="1">
+      <w:start w:val="1"/>
+      <w:numFmt w:val="bullet"/>
+      <w:lvlText w:val=""/>
+      <w:lvlJc w:val="left"/>
+      <w:pPr>
+        <w:ind w:left="2880" w:hanging="360"/>
+      </w:pPr>
+      <w:rPr>
+        <w:rFonts w:ascii="Symbol" w:hAnsi="Symbol" w:hint="default"/>
+      </w:rPr>
+    </w:lvl>
+    <w:lvl w:ilvl="4" w:tplc="04090003" w:tentative="1">
+      <w:start w:val="1"/>
+      <w:numFmt w:val="bullet"/>
+      <w:lvlText w:val="o"/>
+      <w:lvlJc w:val="left"/>
+      <w:pPr>
+        <w:ind w:left="3600" w:hanging="360"/>
+      </w:pPr>
+      <w:rPr>
+        <w:rFonts w:ascii="Courier New" w:hAnsi="Courier New" w:cs="Courier New" w:hint="default"/>
+      </w:rPr>
+    </w:lvl>
+    <w:lvl w:ilvl="5" w:tplc="04090005" w:tentative="1">
+      <w:start w:val="1"/>
+      <w:numFmt w:val="bullet"/>
+      <w:lvlText w:val=""/>
+      <w:lvlJc w:val="left"/>
+      <w:pPr>
+        <w:ind w:left="4320" w:hanging="360"/>
+      </w:pPr>
+      <w:rPr>
+        <w:rFonts w:ascii="Wingdings" w:hAnsi="Wingdings" w:hint="default"/>
+      </w:rPr>
+    </w:lvl>
+    <w:lvl w:ilvl="6" w:tplc="04090001" w:tentative="1">
+      <w:start w:val="1"/>
+      <w:numFmt w:val="bullet"/>
+      <w:lvlText w:val=""/>
+      <w:lvlJc w:val="left"/>
+      <w:pPr>
+        <w:ind w:left="5040" w:hanging="360"/>
+      </w:pPr>
+      <w:rPr>
+        <w:rFonts w:ascii="Symbol" w:hAnsi="Symbol" w:hint="default"/>
+      </w:rPr>
+    </w:lvl>
+    <w:lvl w:ilvl="7" w:tplc="04090003" w:tentative="1">
+      <w:start w:val="1"/>
+      <w:numFmt w:val="bullet"/>
+      <w:lvlText w:val="o"/>
+      <w:lvlJc w:val="left"/>
+      <w:pPr>
+        <w:ind w:left="5760" w:hanging="360"/>
+      </w:pPr>
+      <w:rPr>
+        <w:rFonts w:ascii="Courier New" w:hAnsi="Courier New" w:cs="Courier New" w:hint="default"/>
+      </w:rPr>
+    </w:lvl>
+    <w:lvl w:ilvl="8" w:tplc="04090005" w:tentative="1">
+      <w:start w:val="1"/>
+      <w:numFmt w:val="bullet"/>
+      <w:lvlText w:val=""/>
+      <w:lvlJc w:val="left"/>
+      <w:pPr>
+        <w:ind w:left="6480" w:hanging="360"/>
+      </w:pPr>
+      <w:rPr>
+        <w:rFonts w:ascii="Wingdings" w:hAnsi="Wingdings" w:hint="default"/>
+      </w:rPr>
+    </w:lvl>
+  </w:abstractNum>
+  <w:abstractNum w:abstractNumId="15" w15:restartNumberingAfterBreak="0">
     <w:nsid w:val="510E490A"/>
     <w:multiLevelType w:val="multilevel"/>
     <w:tmpl w:val="827C601E"/>
@@ -2117,7 +4052,7 @@
       </w:pPr>
     </w:lvl>
   </w:abstractNum>
-  <w:abstractNum w:abstractNumId="12" w15:restartNumberingAfterBreak="0">
+  <w:abstractNum w:abstractNumId="16" w15:restartNumberingAfterBreak="0">
     <w:nsid w:val="557B21A8"/>
     <w:multiLevelType w:val="multilevel"/>
     <w:tmpl w:val="D84C8D4C"/>
@@ -2266,7 +4201,7 @@
       </w:rPr>
     </w:lvl>
   </w:abstractNum>
-  <w:abstractNum w:abstractNumId="13" w15:restartNumberingAfterBreak="0">
+  <w:abstractNum w:abstractNumId="17" w15:restartNumberingAfterBreak="0">
     <w:nsid w:val="58074FA5"/>
     <w:multiLevelType w:val="multilevel"/>
     <w:tmpl w:val="509AB566"/>
@@ -2415,7 +4350,7 @@
       </w:rPr>
     </w:lvl>
   </w:abstractNum>
-  <w:abstractNum w:abstractNumId="14" w15:restartNumberingAfterBreak="0">
+  <w:abstractNum w:abstractNumId="18" w15:restartNumberingAfterBreak="0">
     <w:nsid w:val="5ED71624"/>
     <w:multiLevelType w:val="multilevel"/>
     <w:tmpl w:val="2A8A514E"/>
@@ -2532,7 +4467,120 @@
       </w:pPr>
     </w:lvl>
   </w:abstractNum>
-  <w:abstractNum w:abstractNumId="15" w15:restartNumberingAfterBreak="0">
+  <w:abstractNum w:abstractNumId="19" w15:restartNumberingAfterBreak="0">
+    <w:nsid w:val="649F78F2"/>
+    <w:multiLevelType w:val="hybridMultilevel"/>
+    <w:tmpl w:val="6ACEF3CE"/>
+    <w:lvl w:ilvl="0" w:tplc="04090001">
+      <w:start w:val="1"/>
+      <w:numFmt w:val="bullet"/>
+      <w:lvlText w:val=""/>
+      <w:lvlJc w:val="left"/>
+      <w:pPr>
+        <w:ind w:left="720" w:hanging="360"/>
+      </w:pPr>
+      <w:rPr>
+        <w:rFonts w:ascii="Symbol" w:hAnsi="Symbol" w:hint="default"/>
+      </w:rPr>
+    </w:lvl>
+    <w:lvl w:ilvl="1" w:tplc="04090003" w:tentative="1">
+      <w:start w:val="1"/>
+      <w:numFmt w:val="bullet"/>
+      <w:lvlText w:val="o"/>
+      <w:lvlJc w:val="left"/>
+      <w:pPr>
+        <w:ind w:left="1440" w:hanging="360"/>
+      </w:pPr>
+      <w:rPr>
+        <w:rFonts w:ascii="Courier New" w:hAnsi="Courier New" w:cs="Courier New" w:hint="default"/>
+      </w:rPr>
+    </w:lvl>
+    <w:lvl w:ilvl="2" w:tplc="04090005" w:tentative="1">
+      <w:start w:val="1"/>
+      <w:numFmt w:val="bullet"/>
+      <w:lvlText w:val=""/>
+      <w:lvlJc w:val="left"/>
+      <w:pPr>
+        <w:ind w:left="2160" w:hanging="360"/>
+      </w:pPr>
+      <w:rPr>
+        <w:rFonts w:ascii="Wingdings" w:hAnsi="Wingdings" w:hint="default"/>
+      </w:rPr>
+    </w:lvl>
+    <w:lvl w:ilvl="3" w:tplc="04090001" w:tentative="1">
+      <w:start w:val="1"/>
+      <w:numFmt w:val="bullet"/>
+      <w:lvlText w:val=""/>
+      <w:lvlJc w:val="left"/>
+      <w:pPr>
+        <w:ind w:left="2880" w:hanging="360"/>
+      </w:pPr>
+      <w:rPr>
+        <w:rFonts w:ascii="Symbol" w:hAnsi="Symbol" w:hint="default"/>
+      </w:rPr>
+    </w:lvl>
+    <w:lvl w:ilvl="4" w:tplc="04090003" w:tentative="1">
+      <w:start w:val="1"/>
+      <w:numFmt w:val="bullet"/>
+      <w:lvlText w:val="o"/>
+      <w:lvlJc w:val="left"/>
+      <w:pPr>
+        <w:ind w:left="3600" w:hanging="360"/>
+      </w:pPr>
+      <w:rPr>
+        <w:rFonts w:ascii="Courier New" w:hAnsi="Courier New" w:cs="Courier New" w:hint="default"/>
+      </w:rPr>
+    </w:lvl>
+    <w:lvl w:ilvl="5" w:tplc="04090005" w:tentative="1">
+      <w:start w:val="1"/>
+      <w:numFmt w:val="bullet"/>
+      <w:lvlText w:val=""/>
+      <w:lvlJc w:val="left"/>
+      <w:pPr>
+        <w:ind w:left="4320" w:hanging="360"/>
+      </w:pPr>
+      <w:rPr>
+        <w:rFonts w:ascii="Wingdings" w:hAnsi="Wingdings" w:hint="default"/>
+      </w:rPr>
+    </w:lvl>
+    <w:lvl w:ilvl="6" w:tplc="04090001" w:tentative="1">
+      <w:start w:val="1"/>
+      <w:numFmt w:val="bullet"/>
+      <w:lvlText w:val=""/>
+      <w:lvlJc w:val="left"/>
+      <w:pPr>
+        <w:ind w:left="5040" w:hanging="360"/>
+      </w:pPr>
+      <w:rPr>
+        <w:rFonts w:ascii="Symbol" w:hAnsi="Symbol" w:hint="default"/>
+      </w:rPr>
+    </w:lvl>
+    <w:lvl w:ilvl="7" w:tplc="04090003" w:tentative="1">
+      <w:start w:val="1"/>
+      <w:numFmt w:val="bullet"/>
+      <w:lvlText w:val="o"/>
+      <w:lvlJc w:val="left"/>
+      <w:pPr>
+        <w:ind w:left="5760" w:hanging="360"/>
+      </w:pPr>
+      <w:rPr>
+        <w:rFonts w:ascii="Courier New" w:hAnsi="Courier New" w:cs="Courier New" w:hint="default"/>
+      </w:rPr>
+    </w:lvl>
+    <w:lvl w:ilvl="8" w:tplc="04090005" w:tentative="1">
+      <w:start w:val="1"/>
+      <w:numFmt w:val="bullet"/>
+      <w:lvlText w:val=""/>
+      <w:lvlJc w:val="left"/>
+      <w:pPr>
+        <w:ind w:left="6480" w:hanging="360"/>
+      </w:pPr>
+      <w:rPr>
+        <w:rFonts w:ascii="Wingdings" w:hAnsi="Wingdings" w:hint="default"/>
+      </w:rPr>
+    </w:lvl>
+  </w:abstractNum>
+  <w:abstractNum w:abstractNumId="20" w15:restartNumberingAfterBreak="0">
     <w:nsid w:val="66047616"/>
     <w:multiLevelType w:val="multilevel"/>
     <w:tmpl w:val="64DE04DC"/>
@@ -2681,7 +4729,120 @@
       </w:rPr>
     </w:lvl>
   </w:abstractNum>
-  <w:abstractNum w:abstractNumId="16" w15:restartNumberingAfterBreak="0">
+  <w:abstractNum w:abstractNumId="21" w15:restartNumberingAfterBreak="0">
+    <w:nsid w:val="6B8177FD"/>
+    <w:multiLevelType w:val="hybridMultilevel"/>
+    <w:tmpl w:val="F9000EBA"/>
+    <w:lvl w:ilvl="0" w:tplc="04090001">
+      <w:start w:val="1"/>
+      <w:numFmt w:val="bullet"/>
+      <w:lvlText w:val=""/>
+      <w:lvlJc w:val="left"/>
+      <w:pPr>
+        <w:ind w:left="720" w:hanging="360"/>
+      </w:pPr>
+      <w:rPr>
+        <w:rFonts w:ascii="Symbol" w:hAnsi="Symbol" w:hint="default"/>
+      </w:rPr>
+    </w:lvl>
+    <w:lvl w:ilvl="1" w:tplc="04090003" w:tentative="1">
+      <w:start w:val="1"/>
+      <w:numFmt w:val="bullet"/>
+      <w:lvlText w:val="o"/>
+      <w:lvlJc w:val="left"/>
+      <w:pPr>
+        <w:ind w:left="1440" w:hanging="360"/>
+      </w:pPr>
+      <w:rPr>
+        <w:rFonts w:ascii="Courier New" w:hAnsi="Courier New" w:cs="Courier New" w:hint="default"/>
+      </w:rPr>
+    </w:lvl>
+    <w:lvl w:ilvl="2" w:tplc="04090005" w:tentative="1">
+      <w:start w:val="1"/>
+      <w:numFmt w:val="bullet"/>
+      <w:lvlText w:val=""/>
+      <w:lvlJc w:val="left"/>
+      <w:pPr>
+        <w:ind w:left="2160" w:hanging="360"/>
+      </w:pPr>
+      <w:rPr>
+        <w:rFonts w:ascii="Wingdings" w:hAnsi="Wingdings" w:hint="default"/>
+      </w:rPr>
+    </w:lvl>
+    <w:lvl w:ilvl="3" w:tplc="04090001" w:tentative="1">
+      <w:start w:val="1"/>
+      <w:numFmt w:val="bullet"/>
+      <w:lvlText w:val=""/>
+      <w:lvlJc w:val="left"/>
+      <w:pPr>
+        <w:ind w:left="2880" w:hanging="360"/>
+      </w:pPr>
+      <w:rPr>
+        <w:rFonts w:ascii="Symbol" w:hAnsi="Symbol" w:hint="default"/>
+      </w:rPr>
+    </w:lvl>
+    <w:lvl w:ilvl="4" w:tplc="04090003" w:tentative="1">
+      <w:start w:val="1"/>
+      <w:numFmt w:val="bullet"/>
+      <w:lvlText w:val="o"/>
+      <w:lvlJc w:val="left"/>
+      <w:pPr>
+        <w:ind w:left="3600" w:hanging="360"/>
+      </w:pPr>
+      <w:rPr>
+        <w:rFonts w:ascii="Courier New" w:hAnsi="Courier New" w:cs="Courier New" w:hint="default"/>
+      </w:rPr>
+    </w:lvl>
+    <w:lvl w:ilvl="5" w:tplc="04090005" w:tentative="1">
+      <w:start w:val="1"/>
+      <w:numFmt w:val="bullet"/>
+      <w:lvlText w:val=""/>
+      <w:lvlJc w:val="left"/>
+      <w:pPr>
+        <w:ind w:left="4320" w:hanging="360"/>
+      </w:pPr>
+      <w:rPr>
+        <w:rFonts w:ascii="Wingdings" w:hAnsi="Wingdings" w:hint="default"/>
+      </w:rPr>
+    </w:lvl>
+    <w:lvl w:ilvl="6" w:tplc="04090001" w:tentative="1">
+      <w:start w:val="1"/>
+      <w:numFmt w:val="bullet"/>
+      <w:lvlText w:val=""/>
+      <w:lvlJc w:val="left"/>
+      <w:pPr>
+        <w:ind w:left="5040" w:hanging="360"/>
+      </w:pPr>
+      <w:rPr>
+        <w:rFonts w:ascii="Symbol" w:hAnsi="Symbol" w:hint="default"/>
+      </w:rPr>
+    </w:lvl>
+    <w:lvl w:ilvl="7" w:tplc="04090003" w:tentative="1">
+      <w:start w:val="1"/>
+      <w:numFmt w:val="bullet"/>
+      <w:lvlText w:val="o"/>
+      <w:lvlJc w:val="left"/>
+      <w:pPr>
+        <w:ind w:left="5760" w:hanging="360"/>
+      </w:pPr>
+      <w:rPr>
+        <w:rFonts w:ascii="Courier New" w:hAnsi="Courier New" w:cs="Courier New" w:hint="default"/>
+      </w:rPr>
+    </w:lvl>
+    <w:lvl w:ilvl="8" w:tplc="04090005" w:tentative="1">
+      <w:start w:val="1"/>
+      <w:numFmt w:val="bullet"/>
+      <w:lvlText w:val=""/>
+      <w:lvlJc w:val="left"/>
+      <w:pPr>
+        <w:ind w:left="6480" w:hanging="360"/>
+      </w:pPr>
+      <w:rPr>
+        <w:rFonts w:ascii="Wingdings" w:hAnsi="Wingdings" w:hint="default"/>
+      </w:rPr>
+    </w:lvl>
+  </w:abstractNum>
+  <w:abstractNum w:abstractNumId="22" w15:restartNumberingAfterBreak="0">
     <w:nsid w:val="6C53053C"/>
     <w:multiLevelType w:val="multilevel"/>
     <w:tmpl w:val="0409001D"/>
@@ -2767,7 +4928,7 @@
       </w:pPr>
     </w:lvl>
   </w:abstractNum>
-  <w:abstractNum w:abstractNumId="17" w15:restartNumberingAfterBreak="0">
+  <w:abstractNum w:abstractNumId="23" w15:restartNumberingAfterBreak="0">
     <w:nsid w:val="6DA63EBC"/>
     <w:multiLevelType w:val="multilevel"/>
     <w:tmpl w:val="D04EB668"/>
@@ -2916,7 +5077,7 @@
       </w:rPr>
     </w:lvl>
   </w:abstractNum>
-  <w:abstractNum w:abstractNumId="18" w15:restartNumberingAfterBreak="0">
+  <w:abstractNum w:abstractNumId="24" w15:restartNumberingAfterBreak="0">
     <w:nsid w:val="7A914E35"/>
     <w:multiLevelType w:val="multilevel"/>
     <w:tmpl w:val="0768836C"/>
@@ -3065,7 +5226,7 @@
       </w:rPr>
     </w:lvl>
   </w:abstractNum>
-  <w:abstractNum w:abstractNumId="19" w15:restartNumberingAfterBreak="0">
+  <w:abstractNum w:abstractNumId="25" w15:restartNumberingAfterBreak="0">
     <w:nsid w:val="7BC50F5C"/>
     <w:multiLevelType w:val="hybridMultilevel"/>
     <w:tmpl w:val="D9B23344"/>
@@ -3178,7 +5339,7 @@
       </w:rPr>
     </w:lvl>
   </w:abstractNum>
-  <w:abstractNum w:abstractNumId="20" w15:restartNumberingAfterBreak="0">
+  <w:abstractNum w:abstractNumId="26" w15:restartNumberingAfterBreak="0">
     <w:nsid w:val="7BD037B6"/>
     <w:multiLevelType w:val="multilevel"/>
     <w:tmpl w:val="DCDECE4C"/>
@@ -3291,7 +5452,7 @@
       </w:pPr>
     </w:lvl>
   </w:abstractNum>
-  <w:abstractNum w:abstractNumId="21" w15:restartNumberingAfterBreak="0">
+  <w:abstractNum w:abstractNumId="27" w15:restartNumberingAfterBreak="0">
     <w:nsid w:val="7E374A98"/>
     <w:multiLevelType w:val="hybridMultilevel"/>
     <w:tmpl w:val="DB0C0ADE"/>
@@ -3404,7 +5565,7 @@
       </w:rPr>
     </w:lvl>
   </w:abstractNum>
-  <w:abstractNum w:abstractNumId="22" w15:restartNumberingAfterBreak="0">
+  <w:abstractNum w:abstractNumId="28" w15:restartNumberingAfterBreak="0">
     <w:nsid w:val="7FA77BD4"/>
     <w:multiLevelType w:val="multilevel"/>
     <w:tmpl w:val="9A38F7CE"/>
@@ -3525,40 +5686,40 @@
     <w:abstractNumId w:val="2"/>
   </w:num>
   <w:num w:numId="2" w16cid:durableId="2085495234">
-    <w:abstractNumId w:val="10"/>
+    <w:abstractNumId w:val="13"/>
   </w:num>
   <w:num w:numId="3" w16cid:durableId="199098527">
     <w:abstractNumId w:val="4"/>
   </w:num>
   <w:num w:numId="4" w16cid:durableId="860972517">
-    <w:abstractNumId w:val="22"/>
+    <w:abstractNumId w:val="28"/>
   </w:num>
   <w:num w:numId="5" w16cid:durableId="1245382851">
-    <w:abstractNumId w:val="14"/>
+    <w:abstractNumId w:val="18"/>
   </w:num>
   <w:num w:numId="6" w16cid:durableId="1758675041">
-    <w:abstractNumId w:val="11"/>
+    <w:abstractNumId w:val="15"/>
   </w:num>
   <w:num w:numId="7" w16cid:durableId="56247709">
-    <w:abstractNumId w:val="15"/>
+    <w:abstractNumId w:val="20"/>
   </w:num>
   <w:num w:numId="8" w16cid:durableId="1165975295">
-    <w:abstractNumId w:val="13"/>
+    <w:abstractNumId w:val="17"/>
   </w:num>
   <w:num w:numId="9" w16cid:durableId="677737302">
-    <w:abstractNumId w:val="18"/>
+    <w:abstractNumId w:val="24"/>
   </w:num>
   <w:num w:numId="10" w16cid:durableId="872351428">
-    <w:abstractNumId w:val="17"/>
+    <w:abstractNumId w:val="23"/>
   </w:num>
   <w:num w:numId="11" w16cid:durableId="282033268">
-    <w:abstractNumId w:val="12"/>
+    <w:abstractNumId w:val="16"/>
   </w:num>
   <w:num w:numId="12" w16cid:durableId="1900898234">
-    <w:abstractNumId w:val="6"/>
+    <w:abstractNumId w:val="8"/>
   </w:num>
   <w:num w:numId="13" w16cid:durableId="1921285434">
-    <w:abstractNumId w:val="20"/>
+    <w:abstractNumId w:val="26"/>
   </w:num>
   <w:num w:numId="14" w16cid:durableId="54474949">
     <w:abstractNumId w:val="0"/>
@@ -3567,28 +5728,46 @@
     <w:abstractNumId w:val="3"/>
   </w:num>
   <w:num w:numId="16" w16cid:durableId="2028553356">
-    <w:abstractNumId w:val="21"/>
+    <w:abstractNumId w:val="27"/>
   </w:num>
   <w:num w:numId="17" w16cid:durableId="591014610">
     <w:abstractNumId w:val="1"/>
   </w:num>
   <w:num w:numId="18" w16cid:durableId="406151587">
-    <w:abstractNumId w:val="19"/>
+    <w:abstractNumId w:val="25"/>
   </w:num>
   <w:num w:numId="19" w16cid:durableId="1296522490">
-    <w:abstractNumId w:val="8"/>
+    <w:abstractNumId w:val="10"/>
   </w:num>
   <w:num w:numId="20" w16cid:durableId="1996520160">
-    <w:abstractNumId w:val="9"/>
+    <w:abstractNumId w:val="12"/>
   </w:num>
   <w:num w:numId="21" w16cid:durableId="791485427">
-    <w:abstractNumId w:val="16"/>
+    <w:abstractNumId w:val="22"/>
   </w:num>
   <w:num w:numId="22" w16cid:durableId="1497460403">
     <w:abstractNumId w:val="5"/>
   </w:num>
   <w:num w:numId="23" w16cid:durableId="1127817319">
+    <w:abstractNumId w:val="9"/>
+  </w:num>
+  <w:num w:numId="24" w16cid:durableId="724178196">
+    <w:abstractNumId w:val="19"/>
+  </w:num>
+  <w:num w:numId="25" w16cid:durableId="182717555">
+    <w:abstractNumId w:val="11"/>
+  </w:num>
+  <w:num w:numId="26" w16cid:durableId="478159783">
+    <w:abstractNumId w:val="21"/>
+  </w:num>
+  <w:num w:numId="27" w16cid:durableId="174998487">
+    <w:abstractNumId w:val="14"/>
+  </w:num>
+  <w:num w:numId="28" w16cid:durableId="411393664">
     <w:abstractNumId w:val="7"/>
+  </w:num>
+  <w:num w:numId="29" w16cid:durableId="2024433274">
+    <w:abstractNumId w:val="6"/>
   </w:num>
   <w:numIdMacAtCleanup w:val="7"/>
 </w:numbering>
@@ -3994,7 +6173,7 @@
   <w:style w:type="paragraph" w:default="1" w:styleId="Normal">
     <w:name w:val="Normal"/>
     <w:qFormat/>
-    <w:rsid w:val="00E44384"/>
+    <w:rsid w:val="0027086C"/>
   </w:style>
   <w:style w:type="paragraph" w:styleId="Heading1">
     <w:name w:val="heading 1"/>
